--- a/Stjernekort/testdata/dvr/26. Bilag 14_Prøver.docx
+++ b/Stjernekort/testdata/dvr/26. Bilag 14_Prøver.docx
@@ -126,7 +126,7 @@
                 <v:stroke joinstyle="miter"/>
                 <v:path gradientshapeok="t" o:connecttype="rect"/>
               </v:shapetype>
-              <v:shape id="Coverpage_ImageText" o:spid="_x0000_s1026" type="#_x0000_t202" style="position:absolute;margin-left:-28.65pt;margin-top:71.25pt;width:482.15pt;height:204.75pt;z-index:251658240;visibility:visible;mso-wrap-style:square;mso-width-percent:0;mso-height-percent:0;mso-wrap-distance-left:9pt;mso-wrap-distance-top:0;mso-wrap-distance-right:9pt;mso-wrap-distance-bottom:0;mso-position-horizontal:absolute;mso-position-horizontal-relative:margin;mso-position-vertical:absolute;mso-position-vertical-relative:page;mso-width-percent:0;mso-height-percent:0;mso-width-relative:margin;mso-height-relative:margin;v-text-anchor:top" o:gfxdata="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" stroked="f" strokeweight=".5pt">
+              <v:shape id="Coverpage_ImageText" o:spid="_x0000_s1026" type="#_x0000_t202" style="position:absolute;margin-left:-28.65pt;margin-top:71.25pt;width:482.15pt;height:204.75pt;z-index:251658240;visibility:visible;mso-wrap-style:square;mso-width-percent:0;mso-height-percent:0;mso-wrap-distance-left:9pt;mso-wrap-distance-top:0;mso-wrap-distance-right:9pt;mso-wrap-distance-bottom:0;mso-position-horizontal:absolute;mso-position-horizontal-relative:margin;mso-position-vertical:absolute;mso-position-vertical-relative:page;mso-width-percent:0;mso-height-percent:0;mso-width-relative:margin;mso-height-relative:margin;v-text-anchor:top" o:gfxdata="UEsDBBQABgAIAAAAIQC2gziS/gAAAOEBAAATAAAAW0NvbnRlbnRfVHlwZXNdLnhtbJSRQU7DMBBF 90jcwfIWJU67QAgl6YK0S0CoHGBkTxKLZGx5TGhvj5O2G0SRWNoz/78nu9wcxkFMGNg6quQqL6RA 0s5Y6ir5vt9lD1JwBDIwOMJKHpHlpr69KfdHjyxSmriSfYz+USnWPY7AufNIadK6MEJMx9ApD/oD OlTrorhX2lFEilmcO2RdNtjC5xDF9pCuTyYBB5bi6bQ4syoJ3g9WQ0ymaiLzg5KdCXlKLjvcW893 SUOqXwnz5DrgnHtJTxOsQfEKIT7DmDSUCaxw7Rqn8787ZsmRM9e2VmPeBN4uqYvTtW7jvijg9N/y JsXecLq0q+WD6m8AAAD//wMAUEsDBBQABgAIAAAAIQA4/SH/1gAAAJQBAAALAAAAX3JlbHMvLnJl bHOkkMFqwzAMhu+DvYPRfXGawxijTi+j0GvpHsDYimMaW0Yy2fr2M4PBMnrbUb/Q94l/f/hMi1qR JVI2sOt6UJgd+ZiDgffL8ekFlFSbvV0oo4EbChzGx4f9GRdb25HMsYhqlCwG5lrLq9biZkxWOiqY 22YiTra2kYMu1l1tQD30/bPm3wwYN0x18gb45AdQl1tp5j/sFB2T0FQ7R0nTNEV3j6o9feQzro1i OWA14Fm+Q8a1a8+Bvu/d/dMb2JY5uiPbhG/ktn4cqGU/er3pcvwCAAD//wMAUEsDBBQABgAIAAAA IQBEhnxnbwIAAFcFAAAOAAAAZHJzL2Uyb0RvYy54bWysVEtv2zAMvg/YfxB0X50HGgxBnSJrkWFA 0RZLh54VWUqEyaJGKbGzXz9KtpOu26XDclBo8ePrI6mr67a27KAwGHAlH1+MOFNOQmXctuTfnlYf PnIWonCVsOBUyY8q8OvF+3dXjZ+rCezAVgoZOXFh3viS72L086IIcqdqES7AK0dKDViLSJ+4LSoU DXmvbTEZjWZFA1h5BKlCoNvbTskX2b/WSsYHrYOKzJaccov5xHxu0lksrsR8i8LvjOzTEP+QRS2M o6AnV7ciCrZH84er2kiEADpeSKgL0NpIlWugasajV9Wsd8KrXAuRE/yJpvD/3Mr7w9o/IovtJ2ip gYmQxod5oMtUT6uxTv+UKSM9UXg80abayCRdzsaT6WxEKkm6CUnTyWXyU5zNPYb4WUHNklBypL5k usThLsQOOkBStADWVCtjbf7A7ebGIjsI6uEq/3rvv8GsYw3lMr0cZc8Okn3n2rrkR+Vx6OOda8xS PFqVMNZ9VZqZKpeag6dBVKfwQkrlYmaJqsvohNIU6i2GPf6c1VuMuzrIIkcGF0/GtXGAufq8P+e0 q+9DyrrDU3Ne1J3E2G7avvcbqI40EgjdtgQvV4badidCfBRI60GtppWPD3RoC8Q69BJnO8Cff7tP eJpa0nLW0LqVPPzYC1Sc2S+O5jnt5iDgIGwGwe3rG6Duj+kx8TKLZIDRDqJGqJ/pJVimKKQSTlKs ksdBvInd0tNLItVymUG0gV7EO7f2MrlOdKYhfGqfBfp+UiMN+T0Miyjmrwa2wyZLB8t9BG3yNCdC OxZ7oml78z70L016Hl5+Z9T5PVz8AgAA//8DAFBLAwQUAAYACAAAACEAhPDRUd4AAAALAQAADwAA AGRycy9kb3ducmV2LnhtbEyPQU7DMBBF90jcwRokdq1NIARCnAoBPQApC5ZuPE1C43Eau21ye4YV XY7+05/3i9XkenHCMXSeNNwtFQik2tuOGg1fm/XiCUSIhqzpPaGGGQOsyuurwuTWn+kTT1VsBJdQ yI2GNsYhlzLULToTln5A4mznR2cin2Mj7WjOXO56mSj1KJ3piD+0ZsC3Fut9dXQabJYc6riv5upn vaPD/LFphu93rW9vptcXEBGn+A/Dnz6rQ8lOW38kG0SvYZFm94xy8JCkIJh4Vhmv22pI00SBLAt5 uaH8BQAA//8DAFBLAQItABQABgAIAAAAIQC2gziS/gAAAOEBAAATAAAAAAAAAAAAAAAAAAAAAABb Q29udGVudF9UeXBlc10ueG1sUEsBAi0AFAAGAAgAAAAhADj9If/WAAAAlAEAAAsAAAAAAAAAAAAA AAAALwEAAF9yZWxzLy5yZWxzUEsBAi0AFAAGAAgAAAAhAESGfGdvAgAAVwUAAA4AAAAAAAAAAAAA AAAALgIAAGRycy9lMm9Eb2MueG1sUEsBAi0AFAAGAAgAAAAhAITw0VHeAAAACwEAAA8AAAAAAAAA AAAAAAAAyQQAAGRycy9kb3ducmV2LnhtbFBLBQYAAAAABAAEAPMAAADUBQAAAAA= " stroked="f" strokeweight=".5pt">
                 <v:textbox inset="0,0,0,0">
                   <w:txbxContent>
                     <w:tbl>
@@ -282,8 +282,6 @@
                                   </w:pPr>
                                   <w:r>
                                     <w:fldChar w:fldCharType="begin"/>
-                                  </w:r>
-                                  <w:r>
                                     <w:instrText xml:space="preserve"> MACROBUTTON NoName [</w:instrText>
                                   </w:r>
                                   <w:bookmarkStart w:id="1" w:name="LAN_Text_12"/>
@@ -293,8 +291,6 @@
                                   <w:bookmarkEnd w:id="1"/>
                                   <w:r>
                                     <w:instrText>]</w:instrText>
-                                  </w:r>
-                                  <w:r>
                                     <w:fldChar w:fldCharType="end"/>
                                   </w:r>
                                 </w:p>
@@ -319,8 +315,6 @@
                                   </w:pPr>
                                   <w:r>
                                     <w:fldChar w:fldCharType="begin"/>
-                                  </w:r>
-                                  <w:r>
                                     <w:instrText xml:space="preserve"> MACROBUTTON NoName [</w:instrText>
                                   </w:r>
                                   <w:bookmarkStart w:id="3" w:name="LAN_Text_13"/>
@@ -330,8 +324,6 @@
                                   <w:bookmarkEnd w:id="3"/>
                                   <w:r>
                                     <w:instrText>]</w:instrText>
-                                  </w:r>
-                                  <w:r>
                                     <w:fldChar w:fldCharType="end"/>
                                   </w:r>
                                 </w:p>
@@ -356,8 +348,6 @@
                                   </w:pPr>
                                   <w:r>
                                     <w:fldChar w:fldCharType="begin"/>
-                                  </w:r>
-                                  <w:r>
                                     <w:instrText xml:space="preserve"> MACROBUTTON NoName [</w:instrText>
                                   </w:r>
                                   <w:bookmarkStart w:id="5" w:name="LAN_MonthYear_1"/>
@@ -367,8 +357,6 @@
                                   <w:bookmarkEnd w:id="5"/>
                                   <w:r>
                                     <w:instrText>]</w:instrText>
-                                  </w:r>
-                                  <w:r>
                                     <w:fldChar w:fldCharType="end"/>
                                   </w:r>
                                 </w:p>
@@ -383,8 +371,6 @@
                                   </w:pPr>
                                   <w:r>
                                     <w:fldChar w:fldCharType="begin"/>
-                                  </w:r>
-                                  <w:r>
                                     <w:instrText xml:space="preserve"> MACROBUTTON NoName [</w:instrText>
                                   </w:r>
                                   <w:bookmarkStart w:id="6" w:name="LAN_Optional"/>
@@ -415,8 +401,6 @@
                                   <w:bookmarkEnd w:id="7"/>
                                   <w:r>
                                     <w:instrText>]</w:instrText>
-                                  </w:r>
-                                  <w:r>
                                     <w:fldChar w:fldCharType="end"/>
                                   </w:r>
                                 </w:p>
@@ -426,8 +410,6 @@
                                   </w:pPr>
                                   <w:r>
                                     <w:fldChar w:fldCharType="begin"/>
-                                  </w:r>
-                                  <w:r>
                                     <w:instrText xml:space="preserve"> MACROBUTTON NoName [</w:instrText>
                                   </w:r>
                                   <w:bookmarkStart w:id="8" w:name="LAN_Text_14"/>
@@ -456,8 +438,6 @@
                                   <w:bookmarkEnd w:id="9"/>
                                   <w:r>
                                     <w:instrText>]</w:instrText>
-                                  </w:r>
-                                  <w:r>
                                     <w:fldChar w:fldCharType="end"/>
                                   </w:r>
                                 </w:p>
@@ -472,8 +452,6 @@
                                   </w:pPr>
                                   <w:r>
                                     <w:fldChar w:fldCharType="begin"/>
-                                  </w:r>
-                                  <w:r>
                                     <w:instrText xml:space="preserve"> MACROBUTTON NoName [</w:instrText>
                                   </w:r>
                                   <w:bookmarkStart w:id="10" w:name="LAN_Optional_1"/>
@@ -502,8 +480,6 @@
                                   <w:bookmarkEnd w:id="11"/>
                                   <w:r>
                                     <w:instrText>]</w:instrText>
-                                  </w:r>
-                                  <w:r>
                                     <w:fldChar w:fldCharType="end"/>
                                   </w:r>
                                 </w:p>
@@ -513,8 +489,6 @@
                                   </w:pPr>
                                   <w:r>
                                     <w:fldChar w:fldCharType="begin"/>
-                                  </w:r>
-                                  <w:r>
                                     <w:instrText xml:space="preserve"> MACROBUTTON NoName [</w:instrText>
                                   </w:r>
                                   <w:bookmarkStart w:id="12" w:name="LAN_Text_15"/>
@@ -543,8 +517,6 @@
                                   <w:bookmarkEnd w:id="13"/>
                                   <w:r>
                                     <w:instrText>]</w:instrText>
-                                  </w:r>
-                                  <w:r>
                                     <w:fldChar w:fldCharType="end"/>
                                   </w:r>
                                 </w:p>
@@ -644,7 +616,7 @@
           </mc:Choice>
           <mc:Fallback>
             <w:pict>
-              <v:shape w14:anchorId="2F98E4F3" id="Coverpage_TextOnly" o:spid="_x0000_s1027" type="#_x0000_t202" style="position:absolute;margin-left:-28.35pt;margin-top:70.9pt;width:482.15pt;height:687.7pt;z-index:251658241;visibility:hidden;mso-wrap-style:square;mso-width-percent:0;mso-height-percent:0;mso-wrap-distance-left:9pt;mso-wrap-distance-top:0;mso-wrap-distance-right:9pt;mso-wrap-distance-bottom:0;mso-position-horizontal:absolute;mso-position-horizontal-relative:margin;mso-position-vertical:absolute;mso-position-vertical-relative:page;mso-width-percent:0;mso-height-percent:0;mso-width-relative:margin;mso-height-relative:margin;v-text-anchor:top" o:gfxdata="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" stroked="f" strokeweight=".5pt">
+              <v:shape w14:anchorId="2F98E4F3" id="Coverpage_TextOnly" o:spid="_x0000_s1027" type="#_x0000_t202" style="position:absolute;margin-left:-28.35pt;margin-top:70.9pt;width:482.15pt;height:687.7pt;z-index:251658241;visibility:hidden;mso-wrap-style:square;mso-width-percent:0;mso-height-percent:0;mso-wrap-distance-left:9pt;mso-wrap-distance-top:0;mso-wrap-distance-right:9pt;mso-wrap-distance-bottom:0;mso-position-horizontal:absolute;mso-position-horizontal-relative:margin;mso-position-vertical:absolute;mso-position-vertical-relative:page;mso-width-percent:0;mso-height-percent:0;mso-width-relative:margin;mso-height-relative:margin;v-text-anchor:top" o:gfxdata="UEsDBBQABgAIAAAAIQC2gziS/gAAAOEBAAATAAAAW0NvbnRlbnRfVHlwZXNdLnhtbJSRQU7DMBBF 90jcwfIWJU67QAgl6YK0S0CoHGBkTxKLZGx5TGhvj5O2G0SRWNoz/78nu9wcxkFMGNg6quQqL6RA 0s5Y6ir5vt9lD1JwBDIwOMJKHpHlpr69KfdHjyxSmriSfYz+USnWPY7AufNIadK6MEJMx9ApD/oD OlTrorhX2lFEilmcO2RdNtjC5xDF9pCuTyYBB5bi6bQ4syoJ3g9WQ0ymaiLzg5KdCXlKLjvcW893 SUOqXwnz5DrgnHtJTxOsQfEKIT7DmDSUCaxw7Rqn8787ZsmRM9e2VmPeBN4uqYvTtW7jvijg9N/y JsXecLq0q+WD6m8AAAD//wMAUEsDBBQABgAIAAAAIQA4/SH/1gAAAJQBAAALAAAAX3JlbHMvLnJl bHOkkMFqwzAMhu+DvYPRfXGawxijTi+j0GvpHsDYimMaW0Yy2fr2M4PBMnrbUb/Q94l/f/hMi1qR JVI2sOt6UJgd+ZiDgffL8ekFlFSbvV0oo4EbChzGx4f9GRdb25HMsYhqlCwG5lrLq9biZkxWOiqY 22YiTra2kYMu1l1tQD30/bPm3wwYN0x18gb45AdQl1tp5j/sFB2T0FQ7R0nTNEV3j6o9feQzro1i OWA14Fm+Q8a1a8+Bvu/d/dMb2JY5uiPbhG/ktn4cqGU/er3pcvwCAAD//wMAUEsDBBQABgAIAAAA IQBGxbK8cgIAAF4FAAAOAAAAZHJzL2Uyb0RvYy54bWysVN9v2yAQfp+0/wHxvjpJta6K6lRZqkyT qrZqOvWZYEjQMMcOEjv763dgO+m6vXSaH/DBffeT77i6bmvL9gqDAVfy8dmIM+UkVMZtSv7tafnh krMQhauEBadKflCBX8/ev7tq/FRNYAu2UsjIiQvTxpd8G6OfFkWQW1WLcAZeOVJqwFpE2uKmqFA0 5L22xWQ0uigawMojSBUCnd50Sj7L/rVWMt5rHVRktuSUW8wr5nWd1mJ2JaYbFH5rZJ+G+IcsamEc BT26uhFRsB2aP1zVRiIE0PFMQl2A1kaqXANVMx69qma1FV7lWqg5wR/bFP6fW3m3X/kHZLH9DC1d YGpI48M00GGqp9VYpz9lykhPLTwc26bayCQdXown5xcjUknSXX46zxvyU5zMPYb4RUHNklBypHvJ 7RL72xA76ABJ0QJYUy2NtXmDm/XCItsLusNl/lKW5P03mHWsoVzOP46yZwfJvsNZl/yoTIc+3qnG LMWDVQlj3aPSzFS51Bw8EVEdwwsplYu5SxQ/oxNKU6i3GPb4U1ZvMe7qIIscGVw8GtfGAebq8/yc 0q6+DynrDk/te1F3EmO7bqnwFxRYQ3UgZiB0QxO8XBq6vVsR4oNAmhK6cZr8eE+LtkDNh17ibAv4 82/nCU/kJS1nDU1dycOPnUDFmf3qiNZpRAcBB2E9CG5XL4BIMKY3xcsskgFGO4gaoX6mB2GeopBK OEmxSh4HcRG72acHRar5PINoEL2It27lZXKdupq4+NQ+C/Q9YSNx/Q6GeRTTV7ztsMnSwXwXQZtM 6tTXrot9v2mIM3H7Bye9Ei/3GXV6Fme/AAAA//8DAFBLAwQUAAYACAAAACEA88se5uAAAAAMAQAA DwAAAGRycy9kb3ducmV2LnhtbEyPQU+DQBCF7yb+h82YeDHtArGgyNIYk3q3No3HgR2Byu4SdgvU X+940uO89+XNe8V2Mb2YaPSdswridQSCbO10ZxsFh/fd6gGED2g19s6Sggt52JbXVwXm2s32jaZ9 aASHWJ+jgjaEIZfS1y0Z9Gs3kGXv040GA59jI/WIM4ebXiZRlEqDneUPLQ700lL9tT8bBdWUHJed /v54NcvxhJeO5tPhTqnbm+X5CUSgJfzB8Fufq0PJnSp3ttqLXsFqk2aMsnEf8wYmHqMsBVGxsomz BGRZyP8jyh8AAAD//wMAUEsBAi0AFAAGAAgAAAAhALaDOJL+AAAA4QEAABMAAAAAAAAAAAAAAAAA AAAAAFtDb250ZW50X1R5cGVzXS54bWxQSwECLQAUAAYACAAAACEAOP0h/9YAAACUAQAACwAAAAAA AAAAAAAAAAAvAQAAX3JlbHMvLnJlbHNQSwECLQAUAAYACAAAACEARsWyvHICAABeBQAADgAAAAAA AAAAAAAAAAAuAgAAZHJzL2Uyb0RvYy54bWxQSwECLQAUAAYACAAAACEA88se5uAAAAAMAQAADwAA AAAAAAAAAAAAAADMBAAAZHJzL2Rvd25yZXYueG1sUEsFBgAAAAAEAAQA8wAAANkFAAAAAA== " stroked="f" strokeweight=".5pt">
                 <v:textbox inset="0,0,0,0">
                   <w:txbxContent>
                     <w:tbl>
@@ -692,8 +664,6 @@
                             </w:pPr>
                             <w:r>
                               <w:fldChar w:fldCharType="begin"/>
-                            </w:r>
-                            <w:r>
                               <w:instrText xml:space="preserve"> MACROBUTTON NoName [</w:instrText>
                             </w:r>
                             <w:bookmarkStart w:id="15" w:name="LAN_Text_12"/>
@@ -703,8 +673,6 @@
                             <w:bookmarkEnd w:id="15"/>
                             <w:r>
                               <w:instrText>]</w:instrText>
-                            </w:r>
-                            <w:r>
                               <w:fldChar w:fldCharType="end"/>
                             </w:r>
                           </w:p>
@@ -729,8 +697,6 @@
                             </w:pPr>
                             <w:r>
                               <w:fldChar w:fldCharType="begin"/>
-                            </w:r>
-                            <w:r>
                               <w:instrText xml:space="preserve"> MACROBUTTON NoName [</w:instrText>
                             </w:r>
                             <w:bookmarkStart w:id="17" w:name="LAN_Text_13"/>
@@ -740,8 +706,6 @@
                             <w:bookmarkEnd w:id="17"/>
                             <w:r>
                               <w:instrText>]</w:instrText>
-                            </w:r>
-                            <w:r>
                               <w:fldChar w:fldCharType="end"/>
                             </w:r>
                           </w:p>
@@ -766,8 +730,6 @@
                             </w:pPr>
                             <w:r>
                               <w:fldChar w:fldCharType="begin"/>
-                            </w:r>
-                            <w:r>
                               <w:instrText xml:space="preserve"> MACROBUTTON NoName [</w:instrText>
                             </w:r>
                             <w:bookmarkStart w:id="19" w:name="LAN_MonthYear_1"/>
@@ -777,8 +739,6 @@
                             <w:bookmarkEnd w:id="19"/>
                             <w:r>
                               <w:instrText>]</w:instrText>
-                            </w:r>
-                            <w:r>
                               <w:fldChar w:fldCharType="end"/>
                             </w:r>
                           </w:p>
@@ -793,8 +753,6 @@
                             </w:pPr>
                             <w:r>
                               <w:fldChar w:fldCharType="begin"/>
-                            </w:r>
-                            <w:r>
                               <w:instrText xml:space="preserve"> MACROBUTTON NoName [</w:instrText>
                             </w:r>
                             <w:bookmarkStart w:id="20" w:name="LAN_Optional"/>
@@ -825,8 +783,6 @@
                             <w:bookmarkEnd w:id="21"/>
                             <w:r>
                               <w:instrText>]</w:instrText>
-                            </w:r>
-                            <w:r>
                               <w:fldChar w:fldCharType="end"/>
                             </w:r>
                           </w:p>
@@ -836,8 +792,6 @@
                             </w:pPr>
                             <w:r>
                               <w:fldChar w:fldCharType="begin"/>
-                            </w:r>
-                            <w:r>
                               <w:instrText xml:space="preserve"> MACROBUTTON NoName [</w:instrText>
                             </w:r>
                             <w:bookmarkStart w:id="22" w:name="LAN_Text_14"/>
@@ -866,8 +820,6 @@
                             <w:bookmarkEnd w:id="23"/>
                             <w:r>
                               <w:instrText>]</w:instrText>
-                            </w:r>
-                            <w:r>
                               <w:fldChar w:fldCharType="end"/>
                             </w:r>
                           </w:p>
@@ -882,8 +834,6 @@
                             </w:pPr>
                             <w:r>
                               <w:fldChar w:fldCharType="begin"/>
-                            </w:r>
-                            <w:r>
                               <w:instrText xml:space="preserve"> MACROBUTTON NoName [</w:instrText>
                             </w:r>
                             <w:bookmarkStart w:id="24" w:name="LAN_Optional_1"/>
@@ -912,8 +862,6 @@
                             <w:bookmarkEnd w:id="25"/>
                             <w:r>
                               <w:instrText>]</w:instrText>
-                            </w:r>
-                            <w:r>
                               <w:fldChar w:fldCharType="end"/>
                             </w:r>
                           </w:p>
@@ -923,8 +871,6 @@
                             </w:pPr>
                             <w:r>
                               <w:fldChar w:fldCharType="begin"/>
-                            </w:r>
-                            <w:r>
                               <w:instrText xml:space="preserve"> MACROBUTTON NoName [</w:instrText>
                             </w:r>
                             <w:bookmarkStart w:id="26" w:name="LAN_Text_15"/>
@@ -953,8 +899,6 @@
                             <w:bookmarkEnd w:id="27"/>
                             <w:r>
                               <w:instrText>]</w:instrText>
-                            </w:r>
-                            <w:r>
                               <w:fldChar w:fldCharType="end"/>
                             </w:r>
                           </w:p>
@@ -1281,7 +1225,7 @@
           </mc:Choice>
           <mc:Fallback>
             <w:pict>
-              <v:shape w14:anchorId="23B3B382" id="Coverpage_Image" o:spid="_x0000_s1028" type="#_x0000_t202" style="position:absolute;margin-left:-28.65pt;margin-top:0;width:482.15pt;height:464.6pt;z-index:251658242;visibility:visible;mso-wrap-style:square;mso-width-percent:0;mso-height-percent:0;mso-wrap-distance-left:9pt;mso-wrap-distance-top:0;mso-wrap-distance-right:9pt;mso-wrap-distance-bottom:0;mso-position-horizontal:absolute;mso-position-horizontal-relative:margin;mso-position-vertical:bottom;mso-position-vertical-relative:margin;mso-width-percent:0;mso-height-percent:0;mso-width-relative:margin;mso-height-relative:margin;v-text-anchor:top" o:gfxdata="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" stroked="f" strokeweight=".5pt">
+              <v:shape w14:anchorId="23B3B382" id="Coverpage_Image" o:spid="_x0000_s1028" type="#_x0000_t202" style="position:absolute;margin-left:-28.65pt;margin-top:0;width:482.15pt;height:464.6pt;z-index:251658242;visibility:visible;mso-wrap-style:square;mso-width-percent:0;mso-height-percent:0;mso-wrap-distance-left:9pt;mso-wrap-distance-top:0;mso-wrap-distance-right:9pt;mso-wrap-distance-bottom:0;mso-position-horizontal:absolute;mso-position-horizontal-relative:margin;mso-position-vertical:bottom;mso-position-vertical-relative:margin;mso-width-percent:0;mso-height-percent:0;mso-width-relative:margin;mso-height-relative:margin;v-text-anchor:top" o:gfxdata="UEsDBBQABgAIAAAAIQC2gziS/gAAAOEBAAATAAAAW0NvbnRlbnRfVHlwZXNdLnhtbJSRQU7DMBBF 90jcwfIWJU67QAgl6YK0S0CoHGBkTxKLZGx5TGhvj5O2G0SRWNoz/78nu9wcxkFMGNg6quQqL6RA 0s5Y6ir5vt9lD1JwBDIwOMJKHpHlpr69KfdHjyxSmriSfYz+USnWPY7AufNIadK6MEJMx9ApD/oD OlTrorhX2lFEilmcO2RdNtjC5xDF9pCuTyYBB5bi6bQ4syoJ3g9WQ0ymaiLzg5KdCXlKLjvcW893 SUOqXwnz5DrgnHtJTxOsQfEKIT7DmDSUCaxw7Rqn8787ZsmRM9e2VmPeBN4uqYvTtW7jvijg9N/y JsXecLq0q+WD6m8AAAD//wMAUEsDBBQABgAIAAAAIQA4/SH/1gAAAJQBAAALAAAAX3JlbHMvLnJl bHOkkMFqwzAMhu+DvYPRfXGawxijTi+j0GvpHsDYimMaW0Yy2fr2M4PBMnrbUb/Q94l/f/hMi1qR JVI2sOt6UJgd+ZiDgffL8ekFlFSbvV0oo4EbChzGx4f9GRdb25HMsYhqlCwG5lrLq9biZkxWOiqY 22YiTra2kYMu1l1tQD30/bPm3wwYN0x18gb45AdQl1tp5j/sFB2T0FQ7R0nTNEV3j6o9feQzro1i OWA14Fm+Q8a1a8+Bvu/d/dMb2JY5uiPbhG/ktn4cqGU/er3pcvwCAAD//wMAUEsDBBQABgAIAAAA IQBePJ0pdAIAAF4FAAAOAAAAZHJzL2Uyb0RvYy54bWysVF9v0zAQf0fiO1h+Z0k7NkHUdCqbipCm baJDe3Ydu41wfObsNimfnrOTtGPwMkQenLPv/93vbnbVNYbtFfoabMknZzlnykqoarsp+bfH5bsP nPkgbCUMWFXyg/L8av72zax1hZrCFkylkJER64vWlXwbgiuyzMutaoQ/A6csMTVgIwJdcZNVKFqy 3phsmueXWQtYOQSpvKfXm57J58m+1kqGe629CsyUnGIL6cR0ruOZzWei2KBw21oOYYh/iKIRtSWn R1M3Igi2w/oPU00tETzocCahyUDrWqqUA2UzyV9ks9oKp1IuVBzvjmXy/8+svNuv3AOy0H2CjhoY C9I6X3h6jPl0Gpv4p0gZ8amEh2PZVBeYpMfLyfT8MieWJN7Fxzx/Txeyk53UHfrwWUHDIlFypL6k con9rQ+96CgSvXkwdbWsjUkX3KyvDbK9oB4u0zdY/03MWNZSLOcXebJsIer3po2NdlSCw+DvlGOi wsGoKGPsV6VZXaVUk/MIRHV0L6RUNqQqUXZJOkppcvUaxUH+FNVrlPs8SCN5BhuOyk1tAVP2aX5O YVffx5B1L0/NeZZ3JEO37ijxkk9HCKyhOhAyEPqh8U4ua+rerfDhQSBNCXWcJj/c06ENUPFhoDjb Av7823uUJ/ASl7OWpq7k/sdOoOLMfLEE6ziiI4EjsR4Ju2uugUAwoZ3iZCJJAYMZSY3QPNFCWEQv xBJWkq+Sh5G8Dv3s00KRarFIQjSIToRbu3Iymo5VjVh87J4EugGwgbB+B+M8iuIFbnvZqOndYhcI egnUsa59FYd60xCnsRgWTtwSz+9J6rQW578AAAD//wMAUEsDBBQABgAIAAAAIQCdVP1z3gAAAAgB AAAPAAAAZHJzL2Rvd25yZXYueG1sTI/NasMwEITvhb6D2EJviVSXNrVrOYRA6A/00CSQq2xtbBNr ZSwldt++21Nzm2WGb2fy5eQ6ccEhtJ40PMwVCKTK25ZqDfvdZvYCIkRD1nSeUMMPBlgWtze5yawf 6Rsv21gLhlDIjIYmxj6TMlQNOhPmvkdi7+gHZyKfQy3tYEaGu04mSj1LZ1riD43pcd1gddqenQb1 cXj//Ep3lBzWG9nX+9UblqPW93fT6hVExCn+h+GvPleHgjuV/kw2iE7D7GnxyFGGgWA7VQsWJYsk TUAWubweUPwCAAD//wMAUEsBAi0AFAAGAAgAAAAhALaDOJL+AAAA4QEAABMAAAAAAAAAAAAAAAAA AAAAAFtDb250ZW50X1R5cGVzXS54bWxQSwECLQAUAAYACAAAACEAOP0h/9YAAACUAQAACwAAAAAA AAAAAAAAAAAvAQAAX3JlbHMvLnJlbHNQSwECLQAUAAYACAAAACEAXjydKXQCAABeBQAADgAAAAAA AAAAAAAAAAAuAgAAZHJzL2Uyb0RvYy54bWxQSwECLQAUAAYACAAAACEAnVT9c94AAAAIAQAADwAA AAAAAAAAAAAAAADOBAAAZHJzL2Rvd25yZXYueG1sUEsFBgAAAAAEAAQA8wAAANkFAAAAAA== " stroked="f" strokeweight=".5pt">
                 <v:textbox style="mso-fit-shape-to-text:t" inset="0,0,0,0">
                   <w:txbxContent>
                     <w:tbl>
@@ -1479,87 +1423,27 @@
         <w:rPr>
           <w:iCs/>
         </w:rPr>
-        <w:t>Nærværende bilag beskriver de prøver, som Kontrakten omfatter</w:t>
+        <w:t xml:space="preserve">Nærværende bilag beskriver de prøver, som Kontrakten omfatter, og det i bilaget angivne supplerer Kontraktens bestemmelser herom. </w:t>
       </w:r>
+    </w:p>
+    <w:p>
+      <w:pPr>
+        <w:rPr>
+          <w:iCs/>
+        </w:rPr>
+      </w:pPr>
+    </w:p>
+    <w:p>
+      <w:pPr>
+        <w:rPr>
+          <w:iCs/>
+        </w:rPr>
+      </w:pPr>
       <w:r>
         <w:rPr>
           <w:iCs/>
         </w:rPr>
-        <w:t>,</w:t>
-      </w:r>
-      <w:r>
-        <w:rPr>
-          <w:iCs/>
-        </w:rPr>
-        <w:t xml:space="preserve"> og det i bilaget angivne supplerer Kontraktens bestemmelser herom. </w:t>
-      </w:r>
-    </w:p>
-    <w:p>
-      <w:pPr>
-        <w:rPr>
-          <w:iCs/>
-        </w:rPr>
-      </w:pPr>
-    </w:p>
-    <w:p>
-      <w:pPr>
-        <w:rPr>
-          <w:iCs/>
-        </w:rPr>
-      </w:pPr>
-      <w:r>
-        <w:rPr>
-          <w:iCs/>
-        </w:rPr>
-        <w:t>Tilbudsgiver skal udfylde</w:t>
-      </w:r>
-      <w:r>
-        <w:rPr>
-          <w:iCs/>
-        </w:rPr>
-        <w:t xml:space="preserve"> </w:t>
-      </w:r>
-      <w:r>
-        <w:rPr>
-          <w:iCs/>
-        </w:rPr>
-        <w:t xml:space="preserve">Appendiks A, med en beskrivelse af sine værktøjer, metoder og processer til brug for </w:t>
-      </w:r>
-      <w:r>
-        <w:rPr>
-          <w:iCs/>
-        </w:rPr>
-        <w:t>tilbudsgiver</w:t>
-      </w:r>
-      <w:r>
-        <w:rPr>
-          <w:iCs/>
-        </w:rPr>
-        <w:t>s egne</w:t>
-      </w:r>
-      <w:r>
-        <w:rPr>
-          <w:iCs/>
-        </w:rPr>
-        <w:t xml:space="preserve"> </w:t>
-      </w:r>
-      <w:r>
-        <w:rPr>
-          <w:iCs/>
-        </w:rPr>
-        <w:t>interne test</w:t>
-      </w:r>
-      <w:r>
-        <w:rPr>
-          <w:iCs/>
-        </w:rPr>
-        <w:t>s</w:t>
-      </w:r>
-      <w:r>
-        <w:rPr>
-          <w:iCs/>
-        </w:rPr>
-        <w:t xml:space="preserve"> og afvikling af prøver.</w:t>
+        <w:t xml:space="preserve">Tilbudsgiver skal udfylde Appendiks A, med en beskrivelse af sine værktøjer, metoder og processer til brug for tilbudsgivers egne interne tests og afvikling af prøver.</w:t>
       </w:r>
     </w:p>
     <w:p>
@@ -1645,22 +1529,7 @@
         <w:spacing w:line="276" w:lineRule="auto"/>
       </w:pPr>
       <w:r>
-        <w:t xml:space="preserve">Nærværende bilag indgår i vurderingen af </w:t>
-      </w:r>
-      <w:r>
-        <w:t>underkriteriet ”</w:t>
-      </w:r>
-      <w:r>
-        <w:t>Metode og proces</w:t>
-      </w:r>
-      <w:r>
-        <w:t xml:space="preserve">”, jf. punkt </w:t>
-      </w:r>
-      <w:r>
-        <w:t>14.1</w:t>
-      </w:r>
-      <w:r>
-        <w:t xml:space="preserve"> i udbudsbetingelserne.</w:t>
+        <w:t xml:space="preserve">Nærværende bilag indgår i vurderingen af underkriteriet ”Metode og proces”, jf. punkt 14.1 i udbudsbetingelserne.</w:t>
       </w:r>
     </w:p>
     <w:p/>
@@ -1768,11 +1637,7 @@
       </w:r>
       <w:r>
         <w:instrText xml:space="preserve"> TOC \o "1-</w:instrText>
-      </w:r>
-      <w:r>
         <w:instrText>3</w:instrText>
-      </w:r>
-      <w:r>
         <w:instrText xml:space="preserve">" \h \z \u </w:instrText>
       </w:r>
       <w:r>
@@ -1815,46 +1680,10 @@
             <w:webHidden/>
           </w:rPr>
           <w:tab/>
-        </w:r>
-        <w:r>
-          <w:rPr>
-            <w:noProof/>
-            <w:webHidden/>
-          </w:rPr>
           <w:fldChar w:fldCharType="begin"/>
-        </w:r>
-        <w:r>
-          <w:rPr>
-            <w:noProof/>
-            <w:webHidden/>
-          </w:rPr>
           <w:instrText xml:space="preserve"> PAGEREF _Toc241055514 \h </w:instrText>
-        </w:r>
-        <w:r>
-          <w:rPr>
-            <w:noProof/>
-            <w:webHidden/>
-          </w:rPr>
-        </w:r>
-        <w:r>
-          <w:rPr>
-            <w:noProof/>
-            <w:webHidden/>
-          </w:rPr>
           <w:fldChar w:fldCharType="separate"/>
-        </w:r>
-        <w:r>
-          <w:rPr>
-            <w:noProof/>
-            <w:webHidden/>
-          </w:rPr>
           <w:t>1</w:t>
-        </w:r>
-        <w:r>
-          <w:rPr>
-            <w:noProof/>
-            <w:webHidden/>
-          </w:rPr>
           <w:fldChar w:fldCharType="end"/>
         </w:r>
       </w:hyperlink>
@@ -1907,46 +1736,10 @@
             <w:webHidden/>
           </w:rPr>
           <w:tab/>
-        </w:r>
-        <w:r>
-          <w:rPr>
-            <w:noProof/>
-            <w:webHidden/>
-          </w:rPr>
           <w:fldChar w:fldCharType="begin"/>
-        </w:r>
-        <w:r>
-          <w:rPr>
-            <w:noProof/>
-            <w:webHidden/>
-          </w:rPr>
           <w:instrText xml:space="preserve"> PAGEREF _Toc241055515 \h </w:instrText>
-        </w:r>
-        <w:r>
-          <w:rPr>
-            <w:noProof/>
-            <w:webHidden/>
-          </w:rPr>
-        </w:r>
-        <w:r>
-          <w:rPr>
-            <w:noProof/>
-            <w:webHidden/>
-          </w:rPr>
           <w:fldChar w:fldCharType="separate"/>
-        </w:r>
-        <w:r>
-          <w:rPr>
-            <w:noProof/>
-            <w:webHidden/>
-          </w:rPr>
           <w:t>1</w:t>
-        </w:r>
-        <w:r>
-          <w:rPr>
-            <w:noProof/>
-            <w:webHidden/>
-          </w:rPr>
           <w:fldChar w:fldCharType="end"/>
         </w:r>
       </w:hyperlink>
@@ -2003,46 +1796,10 @@
             <w:webHidden/>
           </w:rPr>
           <w:tab/>
-        </w:r>
-        <w:r>
-          <w:rPr>
-            <w:noProof/>
-            <w:webHidden/>
-          </w:rPr>
           <w:fldChar w:fldCharType="begin"/>
-        </w:r>
-        <w:r>
-          <w:rPr>
-            <w:noProof/>
-            <w:webHidden/>
-          </w:rPr>
           <w:instrText xml:space="preserve"> PAGEREF _Toc241055516 \h </w:instrText>
-        </w:r>
-        <w:r>
-          <w:rPr>
-            <w:noProof/>
-            <w:webHidden/>
-          </w:rPr>
-        </w:r>
-        <w:r>
-          <w:rPr>
-            <w:noProof/>
-            <w:webHidden/>
-          </w:rPr>
           <w:fldChar w:fldCharType="separate"/>
-        </w:r>
-        <w:r>
-          <w:rPr>
-            <w:noProof/>
-            <w:webHidden/>
-          </w:rPr>
           <w:t>1</w:t>
-        </w:r>
-        <w:r>
-          <w:rPr>
-            <w:noProof/>
-            <w:webHidden/>
-          </w:rPr>
           <w:fldChar w:fldCharType="end"/>
         </w:r>
       </w:hyperlink>
@@ -2099,46 +1856,10 @@
             <w:webHidden/>
           </w:rPr>
           <w:tab/>
-        </w:r>
-        <w:r>
-          <w:rPr>
-            <w:noProof/>
-            <w:webHidden/>
-          </w:rPr>
           <w:fldChar w:fldCharType="begin"/>
-        </w:r>
-        <w:r>
-          <w:rPr>
-            <w:noProof/>
-            <w:webHidden/>
-          </w:rPr>
           <w:instrText xml:space="preserve"> PAGEREF _Toc241055517 \h </w:instrText>
-        </w:r>
-        <w:r>
-          <w:rPr>
-            <w:noProof/>
-            <w:webHidden/>
-          </w:rPr>
-        </w:r>
-        <w:r>
-          <w:rPr>
-            <w:noProof/>
-            <w:webHidden/>
-          </w:rPr>
           <w:fldChar w:fldCharType="separate"/>
-        </w:r>
-        <w:r>
-          <w:rPr>
-            <w:noProof/>
-            <w:webHidden/>
-          </w:rPr>
           <w:t>1</w:t>
-        </w:r>
-        <w:r>
-          <w:rPr>
-            <w:noProof/>
-            <w:webHidden/>
-          </w:rPr>
           <w:fldChar w:fldCharType="end"/>
         </w:r>
       </w:hyperlink>
@@ -2195,46 +1916,10 @@
             <w:webHidden/>
           </w:rPr>
           <w:tab/>
-        </w:r>
-        <w:r>
-          <w:rPr>
-            <w:noProof/>
-            <w:webHidden/>
-          </w:rPr>
           <w:fldChar w:fldCharType="begin"/>
-        </w:r>
-        <w:r>
-          <w:rPr>
-            <w:noProof/>
-            <w:webHidden/>
-          </w:rPr>
           <w:instrText xml:space="preserve"> PAGEREF _Toc241055518 \h </w:instrText>
-        </w:r>
-        <w:r>
-          <w:rPr>
-            <w:noProof/>
-            <w:webHidden/>
-          </w:rPr>
-        </w:r>
-        <w:r>
-          <w:rPr>
-            <w:noProof/>
-            <w:webHidden/>
-          </w:rPr>
           <w:fldChar w:fldCharType="separate"/>
-        </w:r>
-        <w:r>
-          <w:rPr>
-            <w:noProof/>
-            <w:webHidden/>
-          </w:rPr>
           <w:t>2</w:t>
-        </w:r>
-        <w:r>
-          <w:rPr>
-            <w:noProof/>
-            <w:webHidden/>
-          </w:rPr>
           <w:fldChar w:fldCharType="end"/>
         </w:r>
       </w:hyperlink>
@@ -2291,46 +1976,10 @@
             <w:webHidden/>
           </w:rPr>
           <w:tab/>
-        </w:r>
-        <w:r>
-          <w:rPr>
-            <w:noProof/>
-            <w:webHidden/>
-          </w:rPr>
           <w:fldChar w:fldCharType="begin"/>
-        </w:r>
-        <w:r>
-          <w:rPr>
-            <w:noProof/>
-            <w:webHidden/>
-          </w:rPr>
           <w:instrText xml:space="preserve"> PAGEREF _Toc241055519 \h </w:instrText>
-        </w:r>
-        <w:r>
-          <w:rPr>
-            <w:noProof/>
-            <w:webHidden/>
-          </w:rPr>
-        </w:r>
-        <w:r>
-          <w:rPr>
-            <w:noProof/>
-            <w:webHidden/>
-          </w:rPr>
           <w:fldChar w:fldCharType="separate"/>
-        </w:r>
-        <w:r>
-          <w:rPr>
-            <w:noProof/>
-            <w:webHidden/>
-          </w:rPr>
           <w:t>2</w:t>
-        </w:r>
-        <w:r>
-          <w:rPr>
-            <w:noProof/>
-            <w:webHidden/>
-          </w:rPr>
           <w:fldChar w:fldCharType="end"/>
         </w:r>
       </w:hyperlink>
@@ -2387,46 +2036,10 @@
             <w:webHidden/>
           </w:rPr>
           <w:tab/>
-        </w:r>
-        <w:r>
-          <w:rPr>
-            <w:noProof/>
-            <w:webHidden/>
-          </w:rPr>
           <w:fldChar w:fldCharType="begin"/>
-        </w:r>
-        <w:r>
-          <w:rPr>
-            <w:noProof/>
-            <w:webHidden/>
-          </w:rPr>
           <w:instrText xml:space="preserve"> PAGEREF _Toc241055520 \h </w:instrText>
-        </w:r>
-        <w:r>
-          <w:rPr>
-            <w:noProof/>
-            <w:webHidden/>
-          </w:rPr>
-        </w:r>
-        <w:r>
-          <w:rPr>
-            <w:noProof/>
-            <w:webHidden/>
-          </w:rPr>
           <w:fldChar w:fldCharType="separate"/>
-        </w:r>
-        <w:r>
-          <w:rPr>
-            <w:noProof/>
-            <w:webHidden/>
-          </w:rPr>
           <w:t>3</w:t>
-        </w:r>
-        <w:r>
-          <w:rPr>
-            <w:noProof/>
-            <w:webHidden/>
-          </w:rPr>
           <w:fldChar w:fldCharType="end"/>
         </w:r>
       </w:hyperlink>
@@ -2483,46 +2096,10 @@
             <w:webHidden/>
           </w:rPr>
           <w:tab/>
-        </w:r>
-        <w:r>
-          <w:rPr>
-            <w:noProof/>
-            <w:webHidden/>
-          </w:rPr>
           <w:fldChar w:fldCharType="begin"/>
-        </w:r>
-        <w:r>
-          <w:rPr>
-            <w:noProof/>
-            <w:webHidden/>
-          </w:rPr>
           <w:instrText xml:space="preserve"> PAGEREF _Toc241055521 \h </w:instrText>
-        </w:r>
-        <w:r>
-          <w:rPr>
-            <w:noProof/>
-            <w:webHidden/>
-          </w:rPr>
-        </w:r>
-        <w:r>
-          <w:rPr>
-            <w:noProof/>
-            <w:webHidden/>
-          </w:rPr>
           <w:fldChar w:fldCharType="separate"/>
-        </w:r>
-        <w:r>
-          <w:rPr>
-            <w:noProof/>
-            <w:webHidden/>
-          </w:rPr>
           <w:t>3</w:t>
-        </w:r>
-        <w:r>
-          <w:rPr>
-            <w:noProof/>
-            <w:webHidden/>
-          </w:rPr>
           <w:fldChar w:fldCharType="end"/>
         </w:r>
       </w:hyperlink>
@@ -2575,46 +2152,10 @@
             <w:webHidden/>
           </w:rPr>
           <w:tab/>
-        </w:r>
-        <w:r>
-          <w:rPr>
-            <w:noProof/>
-            <w:webHidden/>
-          </w:rPr>
           <w:fldChar w:fldCharType="begin"/>
-        </w:r>
-        <w:r>
-          <w:rPr>
-            <w:noProof/>
-            <w:webHidden/>
-          </w:rPr>
           <w:instrText xml:space="preserve"> PAGEREF _Toc241055522 \h </w:instrText>
-        </w:r>
-        <w:r>
-          <w:rPr>
-            <w:noProof/>
-            <w:webHidden/>
-          </w:rPr>
-        </w:r>
-        <w:r>
-          <w:rPr>
-            <w:noProof/>
-            <w:webHidden/>
-          </w:rPr>
           <w:fldChar w:fldCharType="separate"/>
-        </w:r>
-        <w:r>
-          <w:rPr>
-            <w:noProof/>
-            <w:webHidden/>
-          </w:rPr>
           <w:t>3</w:t>
-        </w:r>
-        <w:r>
-          <w:rPr>
-            <w:noProof/>
-            <w:webHidden/>
-          </w:rPr>
           <w:fldChar w:fldCharType="end"/>
         </w:r>
       </w:hyperlink>
@@ -2671,46 +2212,10 @@
             <w:webHidden/>
           </w:rPr>
           <w:tab/>
-        </w:r>
-        <w:r>
-          <w:rPr>
-            <w:noProof/>
-            <w:webHidden/>
-          </w:rPr>
           <w:fldChar w:fldCharType="begin"/>
-        </w:r>
-        <w:r>
-          <w:rPr>
-            <w:noProof/>
-            <w:webHidden/>
-          </w:rPr>
           <w:instrText xml:space="preserve"> PAGEREF _Toc241055523 \h </w:instrText>
-        </w:r>
-        <w:r>
-          <w:rPr>
-            <w:noProof/>
-            <w:webHidden/>
-          </w:rPr>
-        </w:r>
-        <w:r>
-          <w:rPr>
-            <w:noProof/>
-            <w:webHidden/>
-          </w:rPr>
           <w:fldChar w:fldCharType="separate"/>
-        </w:r>
-        <w:r>
-          <w:rPr>
-            <w:noProof/>
-            <w:webHidden/>
-          </w:rPr>
           <w:t>4</w:t>
-        </w:r>
-        <w:r>
-          <w:rPr>
-            <w:noProof/>
-            <w:webHidden/>
-          </w:rPr>
           <w:fldChar w:fldCharType="end"/>
         </w:r>
       </w:hyperlink>
@@ -2767,46 +2272,10 @@
             <w:webHidden/>
           </w:rPr>
           <w:tab/>
-        </w:r>
-        <w:r>
-          <w:rPr>
-            <w:noProof/>
-            <w:webHidden/>
-          </w:rPr>
           <w:fldChar w:fldCharType="begin"/>
-        </w:r>
-        <w:r>
-          <w:rPr>
-            <w:noProof/>
-            <w:webHidden/>
-          </w:rPr>
           <w:instrText xml:space="preserve"> PAGEREF _Toc241055524 \h </w:instrText>
-        </w:r>
-        <w:r>
-          <w:rPr>
-            <w:noProof/>
-            <w:webHidden/>
-          </w:rPr>
-        </w:r>
-        <w:r>
-          <w:rPr>
-            <w:noProof/>
-            <w:webHidden/>
-          </w:rPr>
           <w:fldChar w:fldCharType="separate"/>
-        </w:r>
-        <w:r>
-          <w:rPr>
-            <w:noProof/>
-            <w:webHidden/>
-          </w:rPr>
           <w:t>4</w:t>
-        </w:r>
-        <w:r>
-          <w:rPr>
-            <w:noProof/>
-            <w:webHidden/>
-          </w:rPr>
           <w:fldChar w:fldCharType="end"/>
         </w:r>
       </w:hyperlink>
@@ -2859,46 +2328,10 @@
             <w:webHidden/>
           </w:rPr>
           <w:tab/>
-        </w:r>
-        <w:r>
-          <w:rPr>
-            <w:noProof/>
-            <w:webHidden/>
-          </w:rPr>
           <w:fldChar w:fldCharType="begin"/>
-        </w:r>
-        <w:r>
-          <w:rPr>
-            <w:noProof/>
-            <w:webHidden/>
-          </w:rPr>
           <w:instrText xml:space="preserve"> PAGEREF _Toc241055525 \h </w:instrText>
-        </w:r>
-        <w:r>
-          <w:rPr>
-            <w:noProof/>
-            <w:webHidden/>
-          </w:rPr>
-        </w:r>
-        <w:r>
-          <w:rPr>
-            <w:noProof/>
-            <w:webHidden/>
-          </w:rPr>
           <w:fldChar w:fldCharType="separate"/>
-        </w:r>
-        <w:r>
-          <w:rPr>
-            <w:noProof/>
-            <w:webHidden/>
-          </w:rPr>
           <w:t>5</w:t>
-        </w:r>
-        <w:r>
-          <w:rPr>
-            <w:noProof/>
-            <w:webHidden/>
-          </w:rPr>
           <w:fldChar w:fldCharType="end"/>
         </w:r>
       </w:hyperlink>
@@ -2955,46 +2388,10 @@
             <w:webHidden/>
           </w:rPr>
           <w:tab/>
-        </w:r>
-        <w:r>
-          <w:rPr>
-            <w:noProof/>
-            <w:webHidden/>
-          </w:rPr>
           <w:fldChar w:fldCharType="begin"/>
-        </w:r>
-        <w:r>
-          <w:rPr>
-            <w:noProof/>
-            <w:webHidden/>
-          </w:rPr>
           <w:instrText xml:space="preserve"> PAGEREF _Toc241055526 \h </w:instrText>
-        </w:r>
-        <w:r>
-          <w:rPr>
-            <w:noProof/>
-            <w:webHidden/>
-          </w:rPr>
-        </w:r>
-        <w:r>
-          <w:rPr>
-            <w:noProof/>
-            <w:webHidden/>
-          </w:rPr>
           <w:fldChar w:fldCharType="separate"/>
-        </w:r>
-        <w:r>
-          <w:rPr>
-            <w:noProof/>
-            <w:webHidden/>
-          </w:rPr>
           <w:t>5</w:t>
-        </w:r>
-        <w:r>
-          <w:rPr>
-            <w:noProof/>
-            <w:webHidden/>
-          </w:rPr>
           <w:fldChar w:fldCharType="end"/>
         </w:r>
       </w:hyperlink>
@@ -3051,46 +2448,10 @@
             <w:webHidden/>
           </w:rPr>
           <w:tab/>
-        </w:r>
-        <w:r>
-          <w:rPr>
-            <w:noProof/>
-            <w:webHidden/>
-          </w:rPr>
           <w:fldChar w:fldCharType="begin"/>
-        </w:r>
-        <w:r>
-          <w:rPr>
-            <w:noProof/>
-            <w:webHidden/>
-          </w:rPr>
           <w:instrText xml:space="preserve"> PAGEREF _Toc241055527 \h </w:instrText>
-        </w:r>
-        <w:r>
-          <w:rPr>
-            <w:noProof/>
-            <w:webHidden/>
-          </w:rPr>
-        </w:r>
-        <w:r>
-          <w:rPr>
-            <w:noProof/>
-            <w:webHidden/>
-          </w:rPr>
           <w:fldChar w:fldCharType="separate"/>
-        </w:r>
-        <w:r>
-          <w:rPr>
-            <w:noProof/>
-            <w:webHidden/>
-          </w:rPr>
           <w:t>5</w:t>
-        </w:r>
-        <w:r>
-          <w:rPr>
-            <w:noProof/>
-            <w:webHidden/>
-          </w:rPr>
           <w:fldChar w:fldCharType="end"/>
         </w:r>
       </w:hyperlink>
@@ -3141,46 +2502,10 @@
             <w:webHidden/>
           </w:rPr>
           <w:tab/>
-        </w:r>
-        <w:r>
-          <w:rPr>
-            <w:noProof/>
-            <w:webHidden/>
-          </w:rPr>
           <w:fldChar w:fldCharType="begin"/>
-        </w:r>
-        <w:r>
-          <w:rPr>
-            <w:noProof/>
-            <w:webHidden/>
-          </w:rPr>
           <w:instrText xml:space="preserve"> PAGEREF _Toc241055528 \h </w:instrText>
-        </w:r>
-        <w:r>
-          <w:rPr>
-            <w:noProof/>
-            <w:webHidden/>
-          </w:rPr>
-        </w:r>
-        <w:r>
-          <w:rPr>
-            <w:noProof/>
-            <w:webHidden/>
-          </w:rPr>
           <w:fldChar w:fldCharType="separate"/>
-        </w:r>
-        <w:r>
-          <w:rPr>
-            <w:noProof/>
-            <w:webHidden/>
-          </w:rPr>
           <w:t>6</w:t>
-        </w:r>
-        <w:r>
-          <w:rPr>
-            <w:noProof/>
-            <w:webHidden/>
-          </w:rPr>
           <w:fldChar w:fldCharType="end"/>
         </w:r>
       </w:hyperlink>
@@ -3231,46 +2556,10 @@
             <w:webHidden/>
           </w:rPr>
           <w:tab/>
-        </w:r>
-        <w:r>
-          <w:rPr>
-            <w:noProof/>
-            <w:webHidden/>
-          </w:rPr>
           <w:fldChar w:fldCharType="begin"/>
-        </w:r>
-        <w:r>
-          <w:rPr>
-            <w:noProof/>
-            <w:webHidden/>
-          </w:rPr>
           <w:instrText xml:space="preserve"> PAGEREF _Toc241055529 \h </w:instrText>
-        </w:r>
-        <w:r>
-          <w:rPr>
-            <w:noProof/>
-            <w:webHidden/>
-          </w:rPr>
-        </w:r>
-        <w:r>
-          <w:rPr>
-            <w:noProof/>
-            <w:webHidden/>
-          </w:rPr>
           <w:fldChar w:fldCharType="separate"/>
-        </w:r>
-        <w:r>
-          <w:rPr>
-            <w:noProof/>
-            <w:webHidden/>
-          </w:rPr>
           <w:t>6</w:t>
-        </w:r>
-        <w:r>
-          <w:rPr>
-            <w:noProof/>
-            <w:webHidden/>
-          </w:rPr>
           <w:fldChar w:fldCharType="end"/>
         </w:r>
       </w:hyperlink>
@@ -3321,46 +2610,10 @@
             <w:webHidden/>
           </w:rPr>
           <w:tab/>
-        </w:r>
-        <w:r>
-          <w:rPr>
-            <w:noProof/>
-            <w:webHidden/>
-          </w:rPr>
           <w:fldChar w:fldCharType="begin"/>
-        </w:r>
-        <w:r>
-          <w:rPr>
-            <w:noProof/>
-            <w:webHidden/>
-          </w:rPr>
           <w:instrText xml:space="preserve"> PAGEREF _Toc241055530 \h </w:instrText>
-        </w:r>
-        <w:r>
-          <w:rPr>
-            <w:noProof/>
-            <w:webHidden/>
-          </w:rPr>
-        </w:r>
-        <w:r>
-          <w:rPr>
-            <w:noProof/>
-            <w:webHidden/>
-          </w:rPr>
           <w:fldChar w:fldCharType="separate"/>
-        </w:r>
-        <w:r>
-          <w:rPr>
-            <w:noProof/>
-            <w:webHidden/>
-          </w:rPr>
           <w:t>6</w:t>
-        </w:r>
-        <w:r>
-          <w:rPr>
-            <w:noProof/>
-            <w:webHidden/>
-          </w:rPr>
           <w:fldChar w:fldCharType="end"/>
         </w:r>
       </w:hyperlink>
@@ -3411,46 +2664,10 @@
             <w:webHidden/>
           </w:rPr>
           <w:tab/>
-        </w:r>
-        <w:r>
-          <w:rPr>
-            <w:noProof/>
-            <w:webHidden/>
-          </w:rPr>
           <w:fldChar w:fldCharType="begin"/>
-        </w:r>
-        <w:r>
-          <w:rPr>
-            <w:noProof/>
-            <w:webHidden/>
-          </w:rPr>
           <w:instrText xml:space="preserve"> PAGEREF _Toc241055531 \h </w:instrText>
-        </w:r>
-        <w:r>
-          <w:rPr>
-            <w:noProof/>
-            <w:webHidden/>
-          </w:rPr>
-        </w:r>
-        <w:r>
-          <w:rPr>
-            <w:noProof/>
-            <w:webHidden/>
-          </w:rPr>
           <w:fldChar w:fldCharType="separate"/>
-        </w:r>
-        <w:r>
-          <w:rPr>
-            <w:noProof/>
-            <w:webHidden/>
-          </w:rPr>
           <w:t>6</w:t>
-        </w:r>
-        <w:r>
-          <w:rPr>
-            <w:noProof/>
-            <w:webHidden/>
-          </w:rPr>
           <w:fldChar w:fldCharType="end"/>
         </w:r>
       </w:hyperlink>
@@ -3507,46 +2724,10 @@
             <w:webHidden/>
           </w:rPr>
           <w:tab/>
-        </w:r>
-        <w:r>
-          <w:rPr>
-            <w:noProof/>
-            <w:webHidden/>
-          </w:rPr>
           <w:fldChar w:fldCharType="begin"/>
-        </w:r>
-        <w:r>
-          <w:rPr>
-            <w:noProof/>
-            <w:webHidden/>
-          </w:rPr>
           <w:instrText xml:space="preserve"> PAGEREF _Toc241055532 \h </w:instrText>
-        </w:r>
-        <w:r>
-          <w:rPr>
-            <w:noProof/>
-            <w:webHidden/>
-          </w:rPr>
-        </w:r>
-        <w:r>
-          <w:rPr>
-            <w:noProof/>
-            <w:webHidden/>
-          </w:rPr>
           <w:fldChar w:fldCharType="separate"/>
-        </w:r>
-        <w:r>
-          <w:rPr>
-            <w:noProof/>
-            <w:webHidden/>
-          </w:rPr>
           <w:t>6</w:t>
-        </w:r>
-        <w:r>
-          <w:rPr>
-            <w:noProof/>
-            <w:webHidden/>
-          </w:rPr>
           <w:fldChar w:fldCharType="end"/>
         </w:r>
       </w:hyperlink>
@@ -3603,46 +2784,10 @@
             <w:webHidden/>
           </w:rPr>
           <w:tab/>
-        </w:r>
-        <w:r>
-          <w:rPr>
-            <w:noProof/>
-            <w:webHidden/>
-          </w:rPr>
           <w:fldChar w:fldCharType="begin"/>
-        </w:r>
-        <w:r>
-          <w:rPr>
-            <w:noProof/>
-            <w:webHidden/>
-          </w:rPr>
           <w:instrText xml:space="preserve"> PAGEREF _Toc241055533 \h </w:instrText>
-        </w:r>
-        <w:r>
-          <w:rPr>
-            <w:noProof/>
-            <w:webHidden/>
-          </w:rPr>
-        </w:r>
-        <w:r>
-          <w:rPr>
-            <w:noProof/>
-            <w:webHidden/>
-          </w:rPr>
           <w:fldChar w:fldCharType="separate"/>
-        </w:r>
-        <w:r>
-          <w:rPr>
-            <w:noProof/>
-            <w:webHidden/>
-          </w:rPr>
           <w:t>7</w:t>
-        </w:r>
-        <w:r>
-          <w:rPr>
-            <w:noProof/>
-            <w:webHidden/>
-          </w:rPr>
           <w:fldChar w:fldCharType="end"/>
         </w:r>
       </w:hyperlink>
@@ -3699,46 +2844,10 @@
             <w:webHidden/>
           </w:rPr>
           <w:tab/>
-        </w:r>
-        <w:r>
-          <w:rPr>
-            <w:noProof/>
-            <w:webHidden/>
-          </w:rPr>
           <w:fldChar w:fldCharType="begin"/>
-        </w:r>
-        <w:r>
-          <w:rPr>
-            <w:noProof/>
-            <w:webHidden/>
-          </w:rPr>
           <w:instrText xml:space="preserve"> PAGEREF _Toc241055534 \h </w:instrText>
-        </w:r>
-        <w:r>
-          <w:rPr>
-            <w:noProof/>
-            <w:webHidden/>
-          </w:rPr>
-        </w:r>
-        <w:r>
-          <w:rPr>
-            <w:noProof/>
-            <w:webHidden/>
-          </w:rPr>
           <w:fldChar w:fldCharType="separate"/>
-        </w:r>
-        <w:r>
-          <w:rPr>
-            <w:noProof/>
-            <w:webHidden/>
-          </w:rPr>
           <w:t>8</w:t>
-        </w:r>
-        <w:r>
-          <w:rPr>
-            <w:noProof/>
-            <w:webHidden/>
-          </w:rPr>
           <w:fldChar w:fldCharType="end"/>
         </w:r>
       </w:hyperlink>
@@ -3791,46 +2900,10 @@
             <w:webHidden/>
           </w:rPr>
           <w:tab/>
-        </w:r>
-        <w:r>
-          <w:rPr>
-            <w:noProof/>
-            <w:webHidden/>
-          </w:rPr>
           <w:fldChar w:fldCharType="begin"/>
-        </w:r>
-        <w:r>
-          <w:rPr>
-            <w:noProof/>
-            <w:webHidden/>
-          </w:rPr>
           <w:instrText xml:space="preserve"> PAGEREF _Toc241055535 \h </w:instrText>
-        </w:r>
-        <w:r>
-          <w:rPr>
-            <w:noProof/>
-            <w:webHidden/>
-          </w:rPr>
-        </w:r>
-        <w:r>
-          <w:rPr>
-            <w:noProof/>
-            <w:webHidden/>
-          </w:rPr>
           <w:fldChar w:fldCharType="separate"/>
-        </w:r>
-        <w:r>
-          <w:rPr>
-            <w:noProof/>
-            <w:webHidden/>
-          </w:rPr>
           <w:t>8</w:t>
-        </w:r>
-        <w:r>
-          <w:rPr>
-            <w:noProof/>
-            <w:webHidden/>
-          </w:rPr>
           <w:fldChar w:fldCharType="end"/>
         </w:r>
       </w:hyperlink>
@@ -3887,46 +2960,10 @@
             <w:webHidden/>
           </w:rPr>
           <w:tab/>
-        </w:r>
-        <w:r>
-          <w:rPr>
-            <w:noProof/>
-            <w:webHidden/>
-          </w:rPr>
           <w:fldChar w:fldCharType="begin"/>
-        </w:r>
-        <w:r>
-          <w:rPr>
-            <w:noProof/>
-            <w:webHidden/>
-          </w:rPr>
           <w:instrText xml:space="preserve"> PAGEREF _Toc241055536 \h </w:instrText>
-        </w:r>
-        <w:r>
-          <w:rPr>
-            <w:noProof/>
-            <w:webHidden/>
-          </w:rPr>
-        </w:r>
-        <w:r>
-          <w:rPr>
-            <w:noProof/>
-            <w:webHidden/>
-          </w:rPr>
           <w:fldChar w:fldCharType="separate"/>
-        </w:r>
-        <w:r>
-          <w:rPr>
-            <w:noProof/>
-            <w:webHidden/>
-          </w:rPr>
           <w:t>8</w:t>
-        </w:r>
-        <w:r>
-          <w:rPr>
-            <w:noProof/>
-            <w:webHidden/>
-          </w:rPr>
           <w:fldChar w:fldCharType="end"/>
         </w:r>
       </w:hyperlink>
@@ -3983,46 +3020,10 @@
             <w:webHidden/>
           </w:rPr>
           <w:tab/>
-        </w:r>
-        <w:r>
-          <w:rPr>
-            <w:noProof/>
-            <w:webHidden/>
-          </w:rPr>
           <w:fldChar w:fldCharType="begin"/>
-        </w:r>
-        <w:r>
-          <w:rPr>
-            <w:noProof/>
-            <w:webHidden/>
-          </w:rPr>
           <w:instrText xml:space="preserve"> PAGEREF _Toc241055537 \h </w:instrText>
-        </w:r>
-        <w:r>
-          <w:rPr>
-            <w:noProof/>
-            <w:webHidden/>
-          </w:rPr>
-        </w:r>
-        <w:r>
-          <w:rPr>
-            <w:noProof/>
-            <w:webHidden/>
-          </w:rPr>
           <w:fldChar w:fldCharType="separate"/>
-        </w:r>
-        <w:r>
-          <w:rPr>
-            <w:noProof/>
-            <w:webHidden/>
-          </w:rPr>
           <w:t>8</w:t>
-        </w:r>
-        <w:r>
-          <w:rPr>
-            <w:noProof/>
-            <w:webHidden/>
-          </w:rPr>
           <w:fldChar w:fldCharType="end"/>
         </w:r>
       </w:hyperlink>
@@ -4079,46 +3080,10 @@
             <w:webHidden/>
           </w:rPr>
           <w:tab/>
-        </w:r>
-        <w:r>
-          <w:rPr>
-            <w:noProof/>
-            <w:webHidden/>
-          </w:rPr>
           <w:fldChar w:fldCharType="begin"/>
-        </w:r>
-        <w:r>
-          <w:rPr>
-            <w:noProof/>
-            <w:webHidden/>
-          </w:rPr>
           <w:instrText xml:space="preserve"> PAGEREF _Toc241055538 \h </w:instrText>
-        </w:r>
-        <w:r>
-          <w:rPr>
-            <w:noProof/>
-            <w:webHidden/>
-          </w:rPr>
-        </w:r>
-        <w:r>
-          <w:rPr>
-            <w:noProof/>
-            <w:webHidden/>
-          </w:rPr>
           <w:fldChar w:fldCharType="separate"/>
-        </w:r>
-        <w:r>
-          <w:rPr>
-            <w:noProof/>
-            <w:webHidden/>
-          </w:rPr>
           <w:t>8</w:t>
-        </w:r>
-        <w:r>
-          <w:rPr>
-            <w:noProof/>
-            <w:webHidden/>
-          </w:rPr>
           <w:fldChar w:fldCharType="end"/>
         </w:r>
       </w:hyperlink>
@@ -4175,46 +3140,10 @@
             <w:webHidden/>
           </w:rPr>
           <w:tab/>
-        </w:r>
-        <w:r>
-          <w:rPr>
-            <w:noProof/>
-            <w:webHidden/>
-          </w:rPr>
           <w:fldChar w:fldCharType="begin"/>
-        </w:r>
-        <w:r>
-          <w:rPr>
-            <w:noProof/>
-            <w:webHidden/>
-          </w:rPr>
           <w:instrText xml:space="preserve"> PAGEREF _Toc241055539 \h </w:instrText>
-        </w:r>
-        <w:r>
-          <w:rPr>
-            <w:noProof/>
-            <w:webHidden/>
-          </w:rPr>
-        </w:r>
-        <w:r>
-          <w:rPr>
-            <w:noProof/>
-            <w:webHidden/>
-          </w:rPr>
           <w:fldChar w:fldCharType="separate"/>
-        </w:r>
-        <w:r>
-          <w:rPr>
-            <w:noProof/>
-            <w:webHidden/>
-          </w:rPr>
           <w:t>9</w:t>
-        </w:r>
-        <w:r>
-          <w:rPr>
-            <w:noProof/>
-            <w:webHidden/>
-          </w:rPr>
           <w:fldChar w:fldCharType="end"/>
         </w:r>
       </w:hyperlink>
@@ -4267,46 +3196,10 @@
             <w:webHidden/>
           </w:rPr>
           <w:tab/>
-        </w:r>
-        <w:r>
-          <w:rPr>
-            <w:noProof/>
-            <w:webHidden/>
-          </w:rPr>
           <w:fldChar w:fldCharType="begin"/>
-        </w:r>
-        <w:r>
-          <w:rPr>
-            <w:noProof/>
-            <w:webHidden/>
-          </w:rPr>
           <w:instrText xml:space="preserve"> PAGEREF _Toc241055540 \h </w:instrText>
-        </w:r>
-        <w:r>
-          <w:rPr>
-            <w:noProof/>
-            <w:webHidden/>
-          </w:rPr>
-        </w:r>
-        <w:r>
-          <w:rPr>
-            <w:noProof/>
-            <w:webHidden/>
-          </w:rPr>
           <w:fldChar w:fldCharType="separate"/>
-        </w:r>
-        <w:r>
-          <w:rPr>
-            <w:noProof/>
-            <w:webHidden/>
-          </w:rPr>
           <w:t>10</w:t>
-        </w:r>
-        <w:r>
-          <w:rPr>
-            <w:noProof/>
-            <w:webHidden/>
-          </w:rPr>
           <w:fldChar w:fldCharType="end"/>
         </w:r>
       </w:hyperlink>
@@ -4400,13 +3293,7 @@
         </w:pBdr>
       </w:pPr>
       <w:r>
-        <w:t xml:space="preserve">Afprøvning af </w:t>
-      </w:r>
-      <w:r>
-        <w:t>Løsningen og den tilhørende Dokumentation</w:t>
-      </w:r>
-      <w:r>
-        <w:t xml:space="preserve"> sker ved gennemførelse af følgende prøver: </w:t>
+        <w:t xml:space="preserve">Afprøvning af Løsningen og den tilhørende Dokumentation sker ved gennemførelse af følgende prøver: </w:t>
       </w:r>
     </w:p>
     <w:p>
@@ -4434,13 +3321,7 @@
         </w:pBdr>
       </w:pPr>
       <w:r>
-        <w:t>Overtagelsesprøve</w:t>
-      </w:r>
-      <w:r>
-        <w:t xml:space="preserve"> </w:t>
-      </w:r>
-      <w:r>
-        <w:t xml:space="preserve"> </w:t>
+        <w:t xml:space="preserve">Overtagelsesprøve  </w:t>
       </w:r>
     </w:p>
     <w:p>
@@ -4482,14 +3363,20 @@
     <w:p/>
     <w:p>
       <w:r>
-        <w:t xml:space="preserve">Medmindre andet aftales, finder prøveforløbet desuden anvendelse ved bestilling af </w:t>
+        <w:t xml:space="preserve">Medmindre andet aftales, finder prøveforløbet desuden anvendelse ved bestilling af Selvstændige Opgaver, som ikke bestilles som en del af Leverancen.</w:t>
       </w:r>
-      <w:r>
-        <w:t>Selvstændige Opgaver</w:t>
-      </w:r>
-      <w:r>
-        <w:t>, som ikke bestilles som en del af Leverancen.</w:t>
-      </w:r>
+    </w:p>
+    <w:p>
+      <w:pPr>
+        <w:rPr>
+          <w:ins w:id="1112" w:author="Claude" w:date="2026-09-29T12:00:00Z"/>
+        </w:rPr>
+      </w:pPr>
+      <w:ins w:id="1113" w:author="Claude" w:date="2026-09-29T12:00:00Z">
+        <w:r>
+          <w:t xml:space="preserve">Prøveforløbet finder tilsvarende anvendelse for Optionen på DVR online, jf. Kontraktens punkt 6.2, uanset om Optionen leveres som en del af Leverancen eller som en Selvstændig Opgave.</w:t>
+        </w:r>
+      </w:ins>
     </w:p>
     <w:p/>
     <w:p/>
@@ -4525,34 +3412,19 @@
     <w:p/>
     <w:p>
       <w:r>
-        <w:t xml:space="preserve">Tidspunktet for </w:t>
-      </w:r>
-      <w:r>
-        <w:t xml:space="preserve">en </w:t>
-      </w:r>
-      <w:r>
-        <w:t>prøves gennemførelse fremgår af den detaljerede tidsplan, jf. bilag 1, og skal senest være bestået på de i hovedtidsplanen anførte tidspunkter, jf. ligeledes bilag 1.</w:t>
+        <w:t xml:space="preserve">Tidspunktet for en prøves gennemførelse fremgår af den detaljerede tidsplan, jf. bilag 1, og skal senest være bestået på de i hovedtidsplanen anførte tidspunkter, jf. ligeledes bilag 1.</w:t>
       </w:r>
     </w:p>
     <w:p/>
     <w:p>
       <w:r>
-        <w:t>Prøverne</w:t>
-      </w:r>
-      <w:r>
-        <w:t xml:space="preserve"> skal gennemføres under forhold, der svarer til en normal driftssituation.</w:t>
+        <w:t xml:space="preserve">Prøverne skal gennemføres under forhold, der svarer til en normal driftssituation.</w:t>
       </w:r>
     </w:p>
     <w:p/>
     <w:p>
       <w:r>
-        <w:t>Kunden er ansvarlig for levering af data til afvikling af prøver</w:t>
-      </w:r>
-      <w:r>
-        <w:t>ne</w:t>
-      </w:r>
-      <w:r>
-        <w:t xml:space="preserve">. </w:t>
+        <w:t xml:space="preserve">Kunden er ansvarlig for levering af data til afvikling af prøverne. </w:t>
       </w:r>
     </w:p>
     <w:p>
@@ -4570,46 +3442,13 @@
     <w:p/>
     <w:p>
       <w:r>
-        <w:t>Leverandøren udarbejder forud for hver prøve et udkast til prøveplan, der beskriver</w:t>
-      </w:r>
-      <w:r>
-        <w:t>,</w:t>
-      </w:r>
-      <w:r>
-        <w:t xml:space="preserve"> hvordan prøven gennemføres</w:t>
-      </w:r>
-      <w:r>
-        <w:t>,</w:t>
-      </w:r>
-      <w:r>
-        <w:t xml:space="preserve"> samt hvorledes det sikres, at alle relevante dele af </w:t>
-      </w:r>
-      <w:r>
-        <w:t xml:space="preserve">Løsningen </w:t>
-      </w:r>
-      <w:r>
-        <w:t xml:space="preserve">samt den tilhørende Dokumentation </w:t>
-      </w:r>
-      <w:r>
-        <w:t xml:space="preserve">afprøves. </w:t>
+        <w:t xml:space="preserve">Leverandøren udarbejder forud for hver prøve et udkast til prøveplan, der beskriver, hvordan prøven gennemføres, samt hvorledes det sikres, at alle relevante dele af Løsningen samt den tilhørende Dokumentation afprøves. </w:t>
       </w:r>
     </w:p>
     <w:p/>
     <w:p>
       <w:r>
-        <w:t xml:space="preserve">Prøveplanen skal være modtaget af Kunden senest 10 </w:t>
-      </w:r>
-      <w:r>
-        <w:t>A</w:t>
-      </w:r>
-      <w:r>
-        <w:t xml:space="preserve">rbejdsdage før påbegyndelse af prøven. Kunden skal senest 5 </w:t>
-      </w:r>
-      <w:r>
-        <w:t>A</w:t>
-      </w:r>
-      <w:r>
-        <w:t xml:space="preserve">rbejdsdage før prøvens igangsættelse skriftligt meddele, om prøveplanen kan godkendes. </w:t>
+        <w:t xml:space="preserve">Prøveplanen skal være modtaget af Kunden senest 10 Arbejdsdage før påbegyndelse af prøven. Kunden skal senest 5 Arbejdsdage før prøvens igangsættelse skriftligt meddele, om prøveplanen kan godkendes. </w:t>
       </w:r>
     </w:p>
     <w:p/>
@@ -4621,13 +3460,7 @@
     <w:p/>
     <w:p>
       <w:r>
-        <w:t>Godkendes en prøveplan ikke, skal Kunden skriftligt redegøre for årsagen hertil og om muligt tydeligt angive, hvad der skal forbedres for</w:t>
-      </w:r>
-      <w:r>
-        <w:t>,</w:t>
-      </w:r>
-      <w:r>
-        <w:t xml:space="preserve"> at prøveplanen kan godkendes.</w:t>
+        <w:t xml:space="preserve">Godkendes en prøveplan ikke, skal Kunden skriftligt redegøre for årsagen hertil og om muligt tydeligt angive, hvad der skal forbedres for, at prøveplanen kan godkendes.</w:t>
       </w:r>
     </w:p>
     <w:p/>
@@ -4725,19 +3558,7 @@
         <w:t>Drejebog/vejledning til testpersoner:</w:t>
       </w:r>
       <w:r>
-        <w:t xml:space="preserve"> Beskrivelse</w:t>
-      </w:r>
-      <w:r>
-        <w:t>,</w:t>
-      </w:r>
-      <w:r>
-        <w:t xml:space="preserve"> der sikrer, at testpersoner efterprøver om </w:t>
-      </w:r>
-      <w:r>
-        <w:t>Løsningen og den tilhørende Dokumentation</w:t>
-      </w:r>
-      <w:r>
-        <w:t xml:space="preserve"> lever op til de stillede krav.</w:t>
+        <w:t xml:space="preserve"> Beskrivelse, der sikrer, at testpersoner efterprøver om Løsningen og den tilhørende Dokumentation lever op til de stillede krav.</w:t>
       </w:r>
     </w:p>
     <w:p>
@@ -4766,10 +3587,7 @@
         <w:t>Testmetodebeskrivelse:</w:t>
       </w:r>
       <w:r>
-        <w:t xml:space="preserve"> </w:t>
-      </w:r>
-      <w:r>
-        <w:t>Testmetodebeskrivelsen har til formål at give en detaljeret beskrivelse af, hvorledes prøven gennemføres.</w:t>
+        <w:t xml:space="preserve"> Testmetodebeskrivelsen har til formål at give en detaljeret beskrivelse af, hvorledes prøven gennemføres.</w:t>
       </w:r>
     </w:p>
     <w:p>
@@ -4813,31 +3631,13 @@
     <w:p/>
     <w:p>
       <w:r>
-        <w:t xml:space="preserve">Når en prøve er afsluttet, udarbejder Leverandøren straks en rapport over prøveforløbet med angivelse af eventuelle konstaterede </w:t>
-      </w:r>
-      <w:r>
-        <w:t>Fejl eller Mangler</w:t>
-      </w:r>
-      <w:r>
-        <w:t xml:space="preserve"> i en liste. For så vidt angår driftsprøven udarbejder Kunden rapporten i forbindelse med driftsprøvens gennemførelse.</w:t>
+        <w:t xml:space="preserve">Når en prøve er afsluttet, udarbejder Leverandøren straks en rapport over prøveforløbet med angivelse af eventuelle konstaterede Fejl eller Mangler i en liste. For så vidt angår driftsprøven udarbejder Kunden rapporten i forbindelse med driftsprøvens gennemførelse.</w:t>
       </w:r>
     </w:p>
     <w:p/>
     <w:p>
       <w:r>
-        <w:t xml:space="preserve">Prøverapporten skal indeholde en beskrivelse af, hvilke testcases/testaktiviteter der er gennemført og hvilke </w:t>
-      </w:r>
-      <w:r>
-        <w:t>Fejl eller Mangler</w:t>
-      </w:r>
-      <w:r>
-        <w:t xml:space="preserve">, der er fundet. Der skal angives en liste over konstaterede </w:t>
-      </w:r>
-      <w:r>
-        <w:t>Fejl eller Mangler</w:t>
-      </w:r>
-      <w:r>
-        <w:t>, der ikke har hindret godkendelse af prøven.</w:t>
+        <w:t xml:space="preserve">Prøverapporten skal indeholde en beskrivelse af, hvilke testcases/testaktiviteter der er gennemført og hvilke Fejl eller Mangler, der er fundet. Der skal angives en liste over konstaterede Fejl eller Mangler, der ikke har hindret godkendelse af prøven.</w:t>
       </w:r>
     </w:p>
     <w:p/>
@@ -4855,13 +3655,7 @@
     <w:p/>
     <w:p>
       <w:r>
-        <w:t xml:space="preserve">Prøverapporten skal fremsendes til Kunden senest 5 </w:t>
-      </w:r>
-      <w:r>
-        <w:t>A</w:t>
-      </w:r>
-      <w:r>
-        <w:t>rbejdsdage efter afslutning af prøven.</w:t>
+        <w:t xml:space="preserve">Prøverapporten skal fremsendes til Kunden senest 5 Arbejdsdage efter afslutning af prøven.</w:t>
       </w:r>
     </w:p>
     <w:p>
@@ -4893,37 +3687,7 @@
     <w:p/>
     <w:p>
       <w:r>
-        <w:t xml:space="preserve">Såfremt Kunden udsteder godkendelse af en prøve, uanset at der består </w:t>
-      </w:r>
-      <w:r>
-        <w:t>Fejl eller Mangl</w:t>
-      </w:r>
-      <w:r>
-        <w:t>er</w:t>
-      </w:r>
-      <w:r>
-        <w:t xml:space="preserve">, som Parterne er opmærksomme på, skal disse anføres i listen. Manglende optagelse i denne liste indebærer intet afkald fra Kundens side på at kræve en </w:t>
-      </w:r>
-      <w:r>
-        <w:t>Fejl eller Mangel</w:t>
-      </w:r>
-      <w:r>
-        <w:t xml:space="preserve"> afhjulpet. Dette gælder dog ikke, såfremt Kunden ved udstedelse af godkendelse er gjort udtrykkeligt opmærksom på Fejlen eller </w:t>
-      </w:r>
-      <w:r>
-        <w:t>Manglen</w:t>
-      </w:r>
-      <w:r>
-        <w:t xml:space="preserve"> eller fravigelsen</w:t>
-      </w:r>
-      <w:r>
-        <w:t xml:space="preserve"> i øvrigt, og Parterne samtidig har ændret Leverancebeskrivelse</w:t>
-      </w:r>
-      <w:r>
-        <w:t xml:space="preserve"> </w:t>
-      </w:r>
-      <w:r>
-        <w:t>og øvrige bilag, således at disse stemmer overens med de ændringer, som den manglende fejlafhjælpning er udtryk for.</w:t>
+        <w:t xml:space="preserve">Såfremt Kunden udsteder godkendelse af en prøve, uanset at der består Fejl eller Mangler, som Parterne er opmærksomme på, skal disse anføres i listen. Manglende optagelse i denne liste indebærer intet afkald fra Kundens side på at kræve en Fejl eller Mangel afhjulpet. Dette gælder dog ikke, såfremt Kunden ved udstedelse af godkendelse er gjort udtrykkeligt opmærksom på Fejlen eller Manglen eller fravigelsen i øvrigt, og Parterne samtidig har ændret Leverancebeskrivelse og øvrige bilag, således at disse stemmer overens med de ændringer, som den manglende fejlafhjælpning er udtryk for.</w:t>
       </w:r>
     </w:p>
     <w:p/>
@@ -4931,37 +3695,14 @@
       <w:r>
         <w:lastRenderedPageBreak/>
         <w:t>Det påhviler Leverandøren at ret</w:t>
-      </w:r>
-      <w:r>
         <w:softHyphen/>
-        <w:t xml:space="preserve">te sådanne </w:t>
-      </w:r>
-      <w:r>
-        <w:t>Fejl eller Mangler</w:t>
-      </w:r>
-      <w:r>
-        <w:t>, som Parterne var opmærksomme på, men som ikke har hindret godkendelse af prøven. Er der ikke aftalt en tidsplan herfor i forbindelse med godkendelse af prøven, rettes Fejl</w:t>
-      </w:r>
-      <w:r>
-        <w:t xml:space="preserve"> eller Mangler </w:t>
-      </w:r>
-      <w:r>
-        <w:t>i overensstemmelse med de i vedligeholdelsesordningen fastsatte tidsfrister. Leverandøren skal i fornødent omfang over for Kunden dokumentere, at afhjælpning er sket.</w:t>
+        <w:t xml:space="preserve">te sådanne Fejl eller Mangler, som Parterne var opmærksomme på, men som ikke har hindret godkendelse af prøven. Er der ikke aftalt en tidsplan herfor i forbindelse med godkendelse af prøven, rettes Fejl eller Mangler i overensstemmelse med de i vedligeholdelsesordningen fastsatte tidsfrister. Leverandøren skal i fornødent omfang over for Kunden dokumentere, at afhjælpning er sket.</w:t>
       </w:r>
     </w:p>
     <w:p/>
     <w:p>
       <w:r>
-        <w:t>Såfremt en prøve ikke bestås, er Leverandøren berettiget til at gentage denne prøve, indtil Kunden måtte hæve Kontrakten helt eller delvist efter bestemmelserne herom. Gentagelse af prøven skal ske med et varsel på mindst fem Arbejdsdage. Leverandøren er når som helst i forløbet berettiget til at standse en prøve, såfremt godkendelseskriterierne for en prøve ikke er opfyldt, således at alle ressourcer kan anvendes på at rette Fejlen</w:t>
-      </w:r>
-      <w:r>
-        <w:t xml:space="preserve"> eller Ma</w:t>
-      </w:r>
-      <w:r>
-        <w:t>nglen</w:t>
-      </w:r>
-      <w:r>
-        <w:t>. Ved en sådan standsning betragtes prøven som ikke bestået, og Kunden har ret til at kræve hele prøven gentaget. Leverandøren skal godtgøre Kundens rimelige og sædvanlige eksterne meromkostninger ved prøvens gentagelse/udskydelse.</w:t>
+        <w:t xml:space="preserve">Såfremt en prøve ikke bestås, er Leverandøren berettiget til at gentage denne prøve, indtil Kunden måtte hæve Kontrakten helt eller delvist efter bestemmelserne herom. Gentagelse af prøven skal ske med et varsel på mindst fem Arbejdsdage. Leverandøren er når som helst i forløbet berettiget til at standse en prøve, såfremt godkendelseskriterierne for en prøve ikke er opfyldt, således at alle ressourcer kan anvendes på at rette Fejlen eller Manglen. Ved en sådan standsning betragtes prøven som ikke bestået, og Kunden har ret til at kræve hele prøven gentaget. Leverandøren skal godtgøre Kundens rimelige og sædvanlige eksterne meromkostninger ved prøvens gentagelse/udskydelse.</w:t>
       </w:r>
     </w:p>
     <w:p>
@@ -4970,10 +3711,7 @@
       </w:pPr>
       <w:bookmarkStart w:id="45" w:name="_Toc241055520"/>
       <w:r>
-        <w:t>B</w:t>
-      </w:r>
-      <w:r>
-        <w:t>etinget godkendelse af en prøve</w:t>
+        <w:t>Betinget godkendelse af en prøve</w:t>
       </w:r>
       <w:bookmarkEnd w:id="45"/>
     </w:p>
@@ -4983,13 +3721,7 @@
         <w:spacing w:line="276" w:lineRule="auto"/>
       </w:pPr>
       <w:r>
-        <w:t xml:space="preserve">Kunden er berettiget til at godkende en prøve på betingelse af, at Leverandøren foretager afhjælpning af de konstaterede </w:t>
-      </w:r>
-      <w:r>
-        <w:t>Fejl eller Mangler</w:t>
-      </w:r>
-      <w:r>
-        <w:t xml:space="preserve">. </w:t>
+        <w:t xml:space="preserve">Kunden er berettiget til at godkende en prøve på betingelse af, at Leverandøren foretager afhjælpning af de konstaterede Fejl eller Mangler. </w:t>
       </w:r>
     </w:p>
     <w:p>
@@ -5015,25 +3747,7 @@
         <w:spacing w:line="276" w:lineRule="auto"/>
       </w:pPr>
       <w:r>
-        <w:t xml:space="preserve">Ved Kundens betingede godkendelse skal parterne i fællesskab udarbejde en liste over de konstaterede </w:t>
-      </w:r>
-      <w:r>
-        <w:t>Fejl eller Mangler</w:t>
-      </w:r>
-      <w:r>
-        <w:t>. Listen skal angive en dato for Leverandørens afhjælpning af Fejlene</w:t>
-      </w:r>
-      <w:r>
-        <w:t xml:space="preserve"> eller Manglerne</w:t>
-      </w:r>
-      <w:r>
-        <w:t xml:space="preserve">. Manglende optagelse på denne liste fratager ikke Kunden ret til at kræve </w:t>
-      </w:r>
-      <w:r>
-        <w:t>Fejl eller Mangler</w:t>
-      </w:r>
-      <w:r>
-        <w:t xml:space="preserve"> udbedret. </w:t>
+        <w:t xml:space="preserve">Ved Kundens betingede godkendelse skal parterne i fællesskab udarbejde en liste over de konstaterede Fejl eller Mangler. Listen skal angive en dato for Leverandørens afhjælpning af Fejlene eller Manglerne. Manglende optagelse på denne liste fratager ikke Kunden ret til at kræve Fejl eller Mangler udbedret. </w:t>
       </w:r>
     </w:p>
     <w:p>
@@ -5046,13 +3760,7 @@
         <w:spacing w:line="276" w:lineRule="auto"/>
       </w:pPr>
       <w:r>
-        <w:t xml:space="preserve">Afhjælpes alle </w:t>
-      </w:r>
-      <w:r>
-        <w:t>Fejl eller Mangler</w:t>
-      </w:r>
-      <w:r>
-        <w:t xml:space="preserve"> på listen inden den anførte frist, skal Kunden endeligt godkende prøven inden 5 Arbejdsdage fra afhjælpningen er gennemført. </w:t>
+        <w:t xml:space="preserve">Afhjælpes alle Fejl eller Mangler på listen inden den anførte frist, skal Kunden endeligt godkende prøven inden 5 Arbejdsdage fra afhjælpningen er gennemført. </w:t>
       </w:r>
     </w:p>
     <w:p>
@@ -5065,13 +3773,7 @@
         <w:spacing w:line="276" w:lineRule="auto"/>
       </w:pPr>
       <w:r>
-        <w:t xml:space="preserve">Afhjælpes alle </w:t>
-      </w:r>
-      <w:r>
-        <w:t>Fejl eller Mangler</w:t>
-      </w:r>
-      <w:r>
-        <w:t xml:space="preserve"> på listen ikke inden fristens udløb, og har Kunden ikke accepteret en forlængelse af fristen, kan Kunden tilbagekalde den betingede godkendelse af prøven. </w:t>
+        <w:t xml:space="preserve">Afhjælpes alle Fejl eller Mangler på listen ikke inden fristens udløb, og har Kunden ikke accepteret en forlængelse af fristen, kan Kunden tilbagekalde den betingede godkendelse af prøven. </w:t>
       </w:r>
     </w:p>
     <w:p>
@@ -5081,16 +3783,7 @@
       <w:bookmarkStart w:id="46" w:name="_Toc474919506"/>
       <w:bookmarkStart w:id="47" w:name="_Toc241055521"/>
       <w:r>
-        <w:t>L</w:t>
-      </w:r>
-      <w:r>
-        <w:t xml:space="preserve">everandørens </w:t>
-      </w:r>
-      <w:r>
-        <w:t xml:space="preserve">værktøjer, </w:t>
-      </w:r>
-      <w:r>
-        <w:t>metoder og processer</w:t>
+        <w:t xml:space="preserve">Leverandørens værktøjer, metoder og processer</w:t>
       </w:r>
       <w:bookmarkEnd w:id="46"/>
       <w:bookmarkEnd w:id="47"/>
@@ -5098,13 +3791,7 @@
     <w:p/>
     <w:p>
       <w:r>
-        <w:t>En beskrivelse af Leverandørens værktøjer, metoder og processer til brug for interne test</w:t>
-      </w:r>
-      <w:r>
-        <w:t>s</w:t>
-      </w:r>
-      <w:r>
-        <w:t xml:space="preserve"> og afvikling af prøver er vedlagt i Appendiks A. </w:t>
+        <w:t xml:space="preserve">En beskrivelse af Leverandørens værktøjer, metoder og processer til brug for interne tests og afvikling af prøver er vedlagt i Appendiks A. </w:t>
       </w:r>
     </w:p>
     <w:p/>
@@ -5143,13 +3830,7 @@
       <w:bookmarkEnd w:id="59"/>
       <w:bookmarkEnd w:id="60"/>
       <w:r>
-        <w:t xml:space="preserve">Proof of Concept og </w:t>
-      </w:r>
-      <w:r>
-        <w:t>v</w:t>
-      </w:r>
-      <w:r>
-        <w:t>erifikationstest</w:t>
+        <w:t xml:space="preserve">Proof of Concept og verifikationstest</w:t>
       </w:r>
       <w:bookmarkEnd w:id="62"/>
     </w:p>
@@ -5158,52 +3839,7 @@
         <w:spacing w:line="276" w:lineRule="auto"/>
       </w:pPr>
       <w:r>
-        <w:t>I overensstemmelse med</w:t>
-      </w:r>
-      <w:r>
-        <w:t xml:space="preserve"> </w:t>
-      </w:r>
-      <w:r>
-        <w:t>bilag 1</w:t>
-      </w:r>
-      <w:r>
-        <w:t xml:space="preserve"> </w:t>
-      </w:r>
-      <w:r>
-        <w:t xml:space="preserve">gennemføres der i udviklingsfasen forud for det formelle prøveforløb et initierende </w:t>
-      </w:r>
-      <w:r>
-        <w:t>P</w:t>
-      </w:r>
-      <w:r>
-        <w:t>roof-</w:t>
-      </w:r>
-      <w:r>
-        <w:t>o</w:t>
-      </w:r>
-      <w:r>
-        <w:t>f-</w:t>
-      </w:r>
-      <w:r>
-        <w:t>C</w:t>
-      </w:r>
-      <w:r>
-        <w:t>oncept (</w:t>
-      </w:r>
-      <w:r>
-        <w:t>POC</w:t>
-      </w:r>
-      <w:r>
-        <w:t>) hos Leverandøren samt efterfølgende verif</w:t>
-      </w:r>
-      <w:r>
-        <w:t>ikationstes</w:t>
-      </w:r>
-      <w:r>
-        <w:t>t</w:t>
-      </w:r>
-      <w:r>
-        <w:t xml:space="preserve">. </w:t>
+        <w:t xml:space="preserve">I overensstemmelse med bilag 1 gennemføres der i udviklingsfasen forud for det formelle prøveforløb et initierende Proof-of-Concept (POC) hos Leverandøren samt efterfølgende verifikationstest. </w:t>
       </w:r>
     </w:p>
     <w:p>
@@ -5216,31 +3852,7 @@
         <w:spacing w:line="276" w:lineRule="auto"/>
       </w:pPr>
       <w:r>
-        <w:t xml:space="preserve">Resultaterne fra </w:t>
-      </w:r>
-      <w:r>
-        <w:t>POC</w:t>
-      </w:r>
-      <w:r>
-        <w:t xml:space="preserve"> og veri</w:t>
-      </w:r>
-      <w:r>
-        <w:t xml:space="preserve">fikationstesten </w:t>
-      </w:r>
-      <w:r>
-        <w:t xml:space="preserve">tjener alene som forberedelse til de formelle prøver og erstatter dermed ikke </w:t>
-      </w:r>
-      <w:r>
-        <w:t>prøverne</w:t>
-      </w:r>
-      <w:r>
-        <w:t>. Eksterne parters manglende gennemfør</w:t>
-      </w:r>
-      <w:r>
-        <w:t>else</w:t>
-      </w:r>
-      <w:r>
-        <w:t xml:space="preserve"> kan ikke i sig selv forhindre gennemførelse af forløbet vedr. POC og verifikationstesten.</w:t>
+        <w:t xml:space="preserve">Resultaterne fra POC og verifikationstesten tjener alene som forberedelse til de formelle prøver og erstatter dermed ikke prøverne. Eksterne parters manglende gennemførelse kan ikke i sig selv forhindre gennemførelse af forløbet vedr. POC og verifikationstesten.</w:t>
       </w:r>
     </w:p>
     <w:p>
@@ -5258,10 +3870,7 @@
       <w:bookmarkStart w:id="63" w:name="_Toc241055523"/>
       <w:r>
         <w:lastRenderedPageBreak/>
-        <w:t>P</w:t>
-      </w:r>
-      <w:r>
-        <w:t>OC</w:t>
+        <w:t>POC</w:t>
       </w:r>
       <w:bookmarkEnd w:id="63"/>
     </w:p>
@@ -5275,34 +3884,7 @@
         <w:spacing w:line="276" w:lineRule="auto"/>
       </w:pPr>
       <w:r>
-        <w:t xml:space="preserve">I udviklingsfasen gennemfører Leverandøren et indledende </w:t>
-      </w:r>
-      <w:r>
-        <w:t>POC</w:t>
-      </w:r>
-      <w:r>
-        <w:t xml:space="preserve"> i eget udviklingsmiljø. Formålet er at give Kunden e</w:t>
-      </w:r>
-      <w:r>
-        <w:t>t</w:t>
-      </w:r>
-      <w:r>
-        <w:t xml:space="preserve"> tidlig</w:t>
-      </w:r>
-      <w:r>
-        <w:t>t</w:t>
-      </w:r>
-      <w:r>
-        <w:t xml:space="preserve"> </w:t>
-      </w:r>
-      <w:r>
-        <w:t>bevis</w:t>
-      </w:r>
-      <w:r>
-        <w:t xml:space="preserve"> for</w:t>
-      </w:r>
-      <w:r>
-        <w:t xml:space="preserve"> at løsningen udvikles i den ønskede retning, samt at afklare centrale tekniske forhold før det formelle prøveforløb.</w:t>
+        <w:t xml:space="preserve">I udviklingsfasen gennemfører Leverandøren et indledende POC i eget udviklingsmiljø. Formålet er at give Kunden et tidligt bevis for at løsningen udvikles i den ønskede retning, samt at afklare centrale tekniske forhold før det formelle prøveforløb.</w:t>
       </w:r>
     </w:p>
     <w:p>
@@ -5315,34 +3897,7 @@
         <w:spacing w:line="276" w:lineRule="auto"/>
       </w:pPr>
       <w:r>
-        <w:t>POC</w:t>
-      </w:r>
-      <w:r>
-        <w:t xml:space="preserve"> udgør </w:t>
-      </w:r>
-      <w:r>
-        <w:t>ikke en formel prøve</w:t>
-      </w:r>
-      <w:r>
-        <w:t>,</w:t>
-      </w:r>
-      <w:r>
-        <w:t xml:space="preserve"> </w:t>
-      </w:r>
-      <w:r>
-        <w:t xml:space="preserve">men fungerer som en tidlig teknisk afprøvning af udvalgte centrale funktioner og integrationer. </w:t>
-      </w:r>
-      <w:r>
-        <w:t>POC</w:t>
-      </w:r>
-      <w:r>
-        <w:t xml:space="preserve"> tilstræbes gennemført i begyndelsen af udviklingsfasen, jf. bilag </w:t>
-      </w:r>
-      <w:r>
-        <w:t>1</w:t>
-      </w:r>
-      <w:r>
-        <w:t>.</w:t>
+        <w:t xml:space="preserve">POC udgør ikke en formel prøve, men fungerer som en tidlig teknisk afprøvning af udvalgte centrale funktioner og integrationer. POC tilstræbes gennemført i begyndelsen af udviklingsfasen, jf. bilag 1.</w:t>
       </w:r>
     </w:p>
     <w:p>
@@ -5352,10 +3907,7 @@
     </w:p>
     <w:p>
       <w:r>
-        <w:t>POC</w:t>
-      </w:r>
-      <w:r>
-        <w:t xml:space="preserve"> kan omfatte demonstration af følgende forhold:</w:t>
+        <w:t xml:space="preserve">POC kan omfatte demonstration af følgende forhold:</w:t>
       </w:r>
     </w:p>
     <w:p/>
@@ -5378,13 +3930,7 @@
         </w:numPr>
       </w:pPr>
       <w:r>
-        <w:t xml:space="preserve">Integration til udvalgte stamdataregistre ved brug af syntetiske eller </w:t>
-      </w:r>
-      <w:r>
-        <w:t>anonymiserede</w:t>
-      </w:r>
-      <w:r>
-        <w:t xml:space="preserve"> testdata</w:t>
+        <w:t xml:space="preserve">Integration til udvalgte stamdataregistre ved brug af syntetiske eller anonymiserede testdata</w:t>
       </w:r>
     </w:p>
     <w:p>
@@ -5394,19 +3940,7 @@
     </w:p>
     <w:p>
       <w:r>
-        <w:t xml:space="preserve">Det nærmere indhold af </w:t>
-      </w:r>
-      <w:r>
-        <w:t>POC</w:t>
-      </w:r>
-      <w:r>
-        <w:t xml:space="preserve"> kvalificeres i afklaringsfasen, jf. </w:t>
-      </w:r>
-      <w:r>
-        <w:t>bilag 1</w:t>
-      </w:r>
-      <w:r>
-        <w:t>.</w:t>
+        <w:t xml:space="preserve">Det nærmere indhold af POC kvalificeres i afklaringsfasen, jf. bilag 1.</w:t>
       </w:r>
     </w:p>
     <w:p>
@@ -5432,13 +3966,7 @@
         <w:spacing w:line="276" w:lineRule="auto"/>
       </w:pPr>
       <w:r>
-        <w:t xml:space="preserve">Efter </w:t>
-      </w:r>
-      <w:r>
-        <w:t>POC</w:t>
-      </w:r>
-      <w:r>
-        <w:t xml:space="preserve"> gennemføres en verifikationstest i brugertestmiljøet hos Kundens driftsleverandør.</w:t>
+        <w:t xml:space="preserve">Efter POC gennemføres en verifikationstest i brugertestmiljøet hos Kundens driftsleverandør.</w:t>
       </w:r>
     </w:p>
     <w:p>
@@ -5451,36 +3979,12 @@
         <w:spacing w:line="276" w:lineRule="auto"/>
       </w:pPr>
       <w:r>
-        <w:t xml:space="preserve">Verifikationstesten </w:t>
-      </w:r>
-      <w:r>
-        <w:t xml:space="preserve">udgør </w:t>
-      </w:r>
-      <w:r>
-        <w:t xml:space="preserve">i lighed med POC </w:t>
-      </w:r>
-      <w:r>
-        <w:t>ikke en formel prøve</w:t>
-      </w:r>
-      <w:r>
-        <w:t>,</w:t>
-      </w:r>
-      <w:r>
-        <w:t xml:space="preserve"> </w:t>
-      </w:r>
-      <w:r>
-        <w:t>men fungerer som en tidlig teknisk afprøvning af udvalgte centrale funktioner og integrationer</w:t>
-      </w:r>
-      <w:r>
-        <w:t>.</w:t>
+        <w:t xml:space="preserve">Verifikationstesten udgør i lighed med POC ikke en formel prøve, men fungerer som en tidlig teknisk afprøvning af udvalgte centrale funktioner og integrationer.</w:t>
       </w:r>
     </w:p>
     <w:p>
       <w:r>
-        <w:t>Verifikationstest</w:t>
-      </w:r>
-      <w:r>
-        <w:t xml:space="preserve"> kan omfatte demonstration af følgende forhold:</w:t>
+        <w:t xml:space="preserve">Verifikationstest kan omfatte demonstration af følgende forhold:</w:t>
       </w:r>
     </w:p>
     <w:p>
@@ -5498,16 +4002,7 @@
         <w:spacing w:line="276" w:lineRule="auto"/>
       </w:pPr>
       <w:r>
-        <w:t>Demonstration af centrale API</w:t>
-      </w:r>
-      <w:r>
-        <w:t xml:space="preserve"> </w:t>
-      </w:r>
-      <w:r>
-        <w:t xml:space="preserve">snitflader </w:t>
-      </w:r>
-      <w:r>
-        <w:t xml:space="preserve">for receptlivscyklus (oprettelse, udlevering, ændring/annullering, status/forespørgsel) </w:t>
+        <w:t xml:space="preserve">Demonstration af centrale API snitflader for receptlivscyklus (oprettelse, udlevering, ændring/annullering, status/forespørgsel) </w:t>
       </w:r>
     </w:p>
     <w:p>
@@ -5533,25 +4028,7 @@
         <w:spacing w:line="276" w:lineRule="auto"/>
       </w:pPr>
       <w:r>
-        <w:t>Integration til autoritative stamdata (lægemid</w:t>
-      </w:r>
-      <w:r>
-        <w:t>ler</w:t>
-      </w:r>
-      <w:r>
-        <w:t xml:space="preserve">, dyrearter, </w:t>
-      </w:r>
-      <w:r>
-        <w:t>dyrlæger</w:t>
-      </w:r>
-      <w:r>
-        <w:t>, apoteker, §39-</w:t>
-      </w:r>
-      <w:r>
-        <w:t>vet_forhandlere</w:t>
-      </w:r>
-      <w:r>
-        <w:t>) ved brug af syntetiske/anonymiserede testdata</w:t>
+        <w:t xml:space="preserve">Integration til autoritative stamdata (lægemidler, dyrearter, dyrlæger, apoteker, §39-vet_forhandlere) ved brug af syntetiske/anonymiserede testdata</w:t>
       </w:r>
     </w:p>
     <w:p>
@@ -5590,19 +4067,7 @@
         <w:spacing w:line="276" w:lineRule="auto"/>
       </w:pPr>
       <w:r>
-        <w:t xml:space="preserve">Det nærmere indhold af de </w:t>
-      </w:r>
-      <w:r>
-        <w:t>ovenstående</w:t>
-      </w:r>
-      <w:r>
-        <w:t xml:space="preserve"> brugertests kvalificeres i afklaringsfasen, jf. bilag </w:t>
-      </w:r>
-      <w:r>
-        <w:t>1</w:t>
-      </w:r>
-      <w:r>
-        <w:t>.</w:t>
+        <w:t xml:space="preserve">Det nærmere indhold af de ovenstående brugertests kvalificeres i afklaringsfasen, jf. bilag 1.</w:t>
       </w:r>
     </w:p>
     <w:p>
@@ -5615,52 +4080,7 @@
         <w:spacing w:line="276" w:lineRule="auto"/>
       </w:pPr>
       <w:r>
-        <w:t>Kunden e</w:t>
-      </w:r>
-      <w:r>
-        <w:t>tablere</w:t>
-      </w:r>
-      <w:r>
-        <w:t>r</w:t>
-      </w:r>
-      <w:r>
-        <w:t xml:space="preserve"> </w:t>
-      </w:r>
-      <w:r>
-        <w:t xml:space="preserve">og koordinerer </w:t>
-      </w:r>
-      <w:r>
-        <w:t xml:space="preserve">aktiviteter i </w:t>
-      </w:r>
-      <w:r>
-        <w:t>v</w:t>
-      </w:r>
-      <w:r>
-        <w:t>erificeringsvindue</w:t>
-      </w:r>
-      <w:r>
-        <w:t>t</w:t>
-      </w:r>
-      <w:r>
-        <w:t xml:space="preserve"> for eksterne anvendersystemer (dyrlæge-EPJ, apoteker,</w:t>
-      </w:r>
-      <w:r>
-        <w:t xml:space="preserve"> </w:t>
-      </w:r>
-      <w:r>
-        <w:t>s</w:t>
-      </w:r>
-      <w:r>
-        <w:t>tamdatakilde/stamdataservice</w:t>
-      </w:r>
-      <w:r>
-        <w:t xml:space="preserve"> og </w:t>
-      </w:r>
-      <w:r>
-        <w:t>§39-aktører) med stabil API-version</w:t>
-      </w:r>
-      <w:r>
-        <w:t xml:space="preserve">. </w:t>
+        <w:t xml:space="preserve">Kunden etablerer og koordinerer aktiviteter i verificeringsvinduet for eksterne anvendersystemer (dyrlæge-EPJ, apoteker, stamdatakilde/stamdataservice og §39-aktører) med stabil API-version. </w:t>
       </w:r>
     </w:p>
     <w:p>
@@ -5673,13 +4093,7 @@
         <w:spacing w:line="276" w:lineRule="auto"/>
       </w:pPr>
       <w:r>
-        <w:t xml:space="preserve">Eksterne parters resultater indgår ikke som godkendelseskriterium for </w:t>
-      </w:r>
-      <w:r>
-        <w:t>forløbet</w:t>
-      </w:r>
-      <w:r>
-        <w:t xml:space="preserve">. </w:t>
+        <w:t xml:space="preserve">Eksterne parters resultater indgår ikke som godkendelseskriterium for forløbet. </w:t>
       </w:r>
     </w:p>
     <w:p>
@@ -5692,19 +4106,7 @@
         <w:spacing w:line="276" w:lineRule="auto"/>
       </w:pPr>
       <w:r>
-        <w:t>Leverandøren vurderes i stedet på dokumenteret parathed – dvs. etableret miljø, dokumentation</w:t>
-      </w:r>
-      <w:r>
-        <w:t xml:space="preserve"> og </w:t>
-      </w:r>
-      <w:r>
-        <w:t>repræsentative testdata</w:t>
-      </w:r>
-      <w:r>
-        <w:t xml:space="preserve"> og slutteligt skal Leverandøren lave en skriftlig opsamling på resultaterne, der </w:t>
-      </w:r>
-      <w:r>
-        <w:t xml:space="preserve">anvendes som input til drejebogen for overtagelsesprøven. </w:t>
+        <w:t xml:space="preserve">Leverandøren vurderes i stedet på dokumenteret parathed – dvs. etableret miljø, dokumentation og repræsentative testdata og slutteligt skal Leverandøren lave en skriftlig opsamling på resultaterne, der anvendes som input til drejebogen for overtagelsesprøven. </w:t>
       </w:r>
     </w:p>
     <w:bookmarkEnd w:id="61"/>
@@ -5723,10 +4125,7 @@
       <w:bookmarkStart w:id="65" w:name="_Toc241055525"/>
       <w:r>
         <w:lastRenderedPageBreak/>
-        <w:t>O</w:t>
-      </w:r>
-      <w:r>
-        <w:t>vertagelsesprøve</w:t>
+        <w:t>Overtagelsesprøve</w:t>
       </w:r>
       <w:bookmarkEnd w:id="65"/>
     </w:p>
@@ -5745,69 +4144,18 @@
     <w:p/>
     <w:p>
       <w:r>
-        <w:t xml:space="preserve">Formålet med </w:t>
-      </w:r>
-      <w:r>
-        <w:t>o</w:t>
-      </w:r>
-      <w:r>
-        <w:t>vertagelsesprøve</w:t>
-      </w:r>
-      <w:r>
-        <w:t xml:space="preserve">n er at konstatere, om </w:t>
-      </w:r>
-      <w:r>
-        <w:t>Løsningen og den tilhørende Dokumentatio</w:t>
-      </w:r>
-      <w:r>
-        <w:t>n</w:t>
-      </w:r>
-      <w:r>
-        <w:t xml:space="preserve"> </w:t>
-      </w:r>
-      <w:r>
-        <w:t xml:space="preserve">opfylder Kontraktens krav. </w:t>
+        <w:t xml:space="preserve">Formålet med overtagelsesprøven er at konstatere, om Løsningen og den tilhørende Dokumentation opfylder Kontraktens krav. </w:t>
       </w:r>
     </w:p>
     <w:p/>
     <w:p>
       <w:r>
-        <w:t xml:space="preserve">I </w:t>
-      </w:r>
-      <w:r>
-        <w:t>overtagelsesprøve</w:t>
-      </w:r>
-      <w:r>
-        <w:t xml:space="preserve">n sikres det, at </w:t>
-      </w:r>
-      <w:r>
-        <w:t>Løsningens</w:t>
-      </w:r>
-      <w:r>
-        <w:t xml:space="preserve"> funktioner efterprøves suppleret af minimum følgende test</w:t>
-      </w:r>
-      <w:r>
-        <w:t>s</w:t>
-      </w:r>
-      <w:r>
-        <w:t xml:space="preserve">, jf. afsnit </w:t>
-      </w:r>
-      <w:r>
+        <w:t xml:space="preserve">I overtagelsesprøven sikres det, at Løsningens funktioner efterprøves suppleret af minimum følgende tests, jf. afsnit </w:t>
         <w:fldChar w:fldCharType="begin"/>
-      </w:r>
-      <w:r>
         <w:instrText xml:space="preserve"> REF _Ref287527085 \r \h  \* MERGEFORMAT </w:instrText>
-      </w:r>
-      <w:r>
         <w:fldChar w:fldCharType="separate"/>
-      </w:r>
-      <w:r>
         <w:t>4.2</w:t>
-      </w:r>
-      <w:r>
         <w:fldChar w:fldCharType="end"/>
-      </w:r>
-      <w:r>
         <w:t xml:space="preserve">: </w:t>
       </w:r>
     </w:p>
@@ -5861,10 +4209,7 @@
         </w:rPr>
       </w:pPr>
       <w:r>
-        <w:t>Sikkerhedstest</w:t>
-      </w:r>
-      <w:r>
-        <w:t xml:space="preserve"> </w:t>
+        <w:t xml:space="preserve">Sikkerhedstest </w:t>
       </w:r>
     </w:p>
     <w:p>
@@ -5900,190 +4245,37 @@
     <w:p/>
     <w:p>
       <w:r>
-        <w:t>O</w:t>
-      </w:r>
-      <w:r>
-        <w:t>vertagelsesprøve</w:t>
-      </w:r>
-      <w:r>
-        <w:t>n gennemføres af Leverandøren i samarbejde med Kunden</w:t>
-      </w:r>
-      <w:r>
-        <w:t xml:space="preserve"> og Ku</w:t>
-      </w:r>
-      <w:r>
-        <w:t>ndens driftsleverandør</w:t>
-      </w:r>
-      <w:r>
-        <w:t xml:space="preserve">. Leverandøren skal tilrettelægge prøven på en sådan måde, at Kunden har en udførende og aktiv rolle i forbindelse med den konkrete efterprøvelse af </w:t>
-      </w:r>
-      <w:r>
-        <w:t>Løsningens</w:t>
-      </w:r>
-      <w:r>
-        <w:t xml:space="preserve"> </w:t>
-      </w:r>
-      <w:r>
-        <w:t xml:space="preserve">funktionalitet, jf. nedenfor. Det er Leverandørens ansvar at konstatere, at </w:t>
-      </w:r>
-      <w:r>
-        <w:t>overtagelsesprøve</w:t>
-      </w:r>
-      <w:r>
-        <w:t xml:space="preserve">n gennemføres korrekt. </w:t>
+        <w:t xml:space="preserve">Overtagelsesprøven gennemføres af Leverandøren i samarbejde med Kunden og Kundens driftsleverandør. Leverandøren skal tilrettelægge prøven på en sådan måde, at Kunden har en udførende og aktiv rolle i forbindelse med den konkrete efterprøvelse af Løsningens funktionalitet, jf. nedenfor. Det er Leverandørens ansvar at konstatere, at overtagelsesprøven gennemføres korrekt. </w:t>
       </w:r>
     </w:p>
     <w:p/>
     <w:p>
       <w:r>
-        <w:t xml:space="preserve">Ved ændringer, der bestilles til levering som en Selvstændig Opgave, skal overtagelsesprøven også omfatte integration til den oprindelige </w:t>
-      </w:r>
-      <w:r>
-        <w:t>Løsning</w:t>
-      </w:r>
-      <w:r>
-        <w:t>.</w:t>
+        <w:t xml:space="preserve">Ved ændringer, der bestilles til levering som en Selvstændig Opgave, skal overtagelsesprøven også omfatte integration til den oprindelige Løsning.</w:t>
       </w:r>
     </w:p>
     <w:p/>
     <w:p>
       <w:r>
-        <w:t xml:space="preserve">Leverandøren har ansvaret for, at der forud for prøvens afholdelse udarbejdes en drejebog for gennemførelse af </w:t>
-      </w:r>
-      <w:r>
-        <w:t>overtagelsesprøve</w:t>
-      </w:r>
-      <w:r>
-        <w:t xml:space="preserve">n, der sikrer, at samtlige væsentlige funktioner i </w:t>
-      </w:r>
-      <w:r>
-        <w:t xml:space="preserve">Løsningen </w:t>
-      </w:r>
-      <w:r>
-        <w:t xml:space="preserve">efterprøves. Drejebogen og dermed testforløbet skal afspejle Kundens organisation og arbejdsprocesser, herunder differentierede arbejdsprocesser i Kundens organisation. Drejebogen skal godkendes af Kunden og være til Kundens rådighed, gennemgang og kommentering senest 10 </w:t>
-      </w:r>
-      <w:r>
-        <w:t>A</w:t>
-      </w:r>
-      <w:r>
-        <w:t xml:space="preserve">rbejdsdage før prøvens start. </w:t>
+        <w:t xml:space="preserve">Leverandøren har ansvaret for, at der forud for prøvens afholdelse udarbejdes en drejebog for gennemførelse af overtagelsesprøven, der sikrer, at samtlige væsentlige funktioner i Løsningen efterprøves. Drejebogen og dermed testforløbet skal afspejle Kundens organisation og arbejdsprocesser, herunder differentierede arbejdsprocesser i Kundens organisation. Drejebogen skal godkendes af Kunden og være til Kundens rådighed, gennemgang og kommentering senest 10 Arbejdsdage før prøvens start. </w:t>
       </w:r>
     </w:p>
     <w:p/>
     <w:p>
       <w:r>
-        <w:t xml:space="preserve">Kundens ønske til udformning af drejebogen er, at den indeholder en række testcases, som via en gennemgang af sammenhængende arbejdsgange tester på tværs af </w:t>
-      </w:r>
-      <w:r>
-        <w:t>Løsningens</w:t>
-      </w:r>
-      <w:r>
-        <w:t xml:space="preserve"> funktionalitet. Løsningsbeskrivelsen danner baggrund for formuleringen af testcasene. På denne måde testes ligeledes</w:t>
-      </w:r>
-      <w:r>
-        <w:t>,</w:t>
-      </w:r>
-      <w:r>
-        <w:t xml:space="preserve"> at flowet i de daglige arbejdsgange og rutiner i </w:t>
-      </w:r>
-      <w:r>
-        <w:t xml:space="preserve">Løsningen </w:t>
-      </w:r>
-      <w:r>
-        <w:t>er sammenhængende og at funktionaliteten fungerer fejlfrit. I drejebogen skal testcasene henvise til hvilke krav der teste</w:t>
-      </w:r>
-      <w:r>
-        <w:t>s</w:t>
-      </w:r>
-      <w:r>
-        <w:t>, således at det klart fremgår hvilke krav der testes hvor (med angivelse af krav</w:t>
-      </w:r>
-      <w:r>
-        <w:t xml:space="preserve"> </w:t>
-      </w:r>
-      <w:r>
-        <w:t xml:space="preserve">nr.). </w:t>
+        <w:t xml:space="preserve">Kundens ønske til udformning af drejebogen er, at den indeholder en række testcases, som via en gennemgang af sammenhængende arbejdsgange tester på tværs af Løsningens funktionalitet. Løsningsbeskrivelsen danner baggrund for formuleringen af testcasene. På denne måde testes ligeledes, at flowet i de daglige arbejdsgange og rutiner i Løsningen er sammenhængende og at funktionaliteten fungerer fejlfrit. I drejebogen skal testcasene henvise til hvilke krav der testes, således at det klart fremgår hvilke krav der testes hvor (med angivelse af krav nr.). </w:t>
       </w:r>
     </w:p>
     <w:p/>
     <w:p>
       <w:r>
-        <w:t xml:space="preserve">Senest 10 </w:t>
-      </w:r>
-      <w:r>
-        <w:t>A</w:t>
-      </w:r>
-      <w:r>
-        <w:t xml:space="preserve">rbejdsdage før </w:t>
-      </w:r>
-      <w:r>
-        <w:t>overtagelsesprøve</w:t>
-      </w:r>
-      <w:r>
-        <w:t xml:space="preserve">n påbegyndes skal </w:t>
-      </w:r>
-      <w:r>
-        <w:t xml:space="preserve">Løsningen </w:t>
-      </w:r>
-      <w:r>
-        <w:t xml:space="preserve">stilles til rådighed for Kunden i </w:t>
-      </w:r>
-      <w:r>
-        <w:t>Staging miljøet</w:t>
-      </w:r>
-      <w:r>
-        <w:t xml:space="preserve"> </w:t>
-      </w:r>
-      <w:r>
-        <w:t xml:space="preserve"> med henblik på Kundens egen verificering af</w:t>
-      </w:r>
-      <w:r>
-        <w:t xml:space="preserve"> </w:t>
-      </w:r>
-      <w:r>
-        <w:t>Løsningens</w:t>
-      </w:r>
-      <w:r>
-        <w:t xml:space="preserve"> funktionalitet. Resultatet af Kundens verifikation af </w:t>
-      </w:r>
-      <w:r>
-        <w:t xml:space="preserve">Løsningen </w:t>
-      </w:r>
-      <w:r>
-        <w:t>kan ikke forhindre</w:t>
-      </w:r>
-      <w:r>
-        <w:t>,</w:t>
-      </w:r>
-      <w:r>
-        <w:t xml:space="preserve"> at </w:t>
-      </w:r>
-      <w:r>
-        <w:t>overtagelsesprøve</w:t>
-      </w:r>
-      <w:r>
-        <w:t xml:space="preserve">n påbegyndes af Leverandøren. </w:t>
+        <w:t xml:space="preserve">Senest 10 Arbejdsdage før overtagelsesprøven påbegyndes skal Løsningen stilles til rådighed for Kunden i Staging miljøet  med henblik på Kundens egen verificering af Løsningens funktionalitet. Resultatet af Kundens verifikation af Løsningen kan ikke forhindre, at overtagelsesprøven påbegyndes af Leverandøren. </w:t>
       </w:r>
     </w:p>
     <w:p/>
     <w:p>
       <w:r>
-        <w:t xml:space="preserve">I forbindelse med prøven fremprovokeres endvidere en række fejlsituationer. </w:t>
-      </w:r>
-      <w:r>
-        <w:t>Løsningen</w:t>
-      </w:r>
-      <w:r>
-        <w:t xml:space="preserve"> </w:t>
-      </w:r>
-      <w:r>
-        <w:t xml:space="preserve">skal reagere på fejlsituationer som beskrevet. En betingelse for godkendelse af </w:t>
-      </w:r>
-      <w:r>
-        <w:t>overtagelsesprøve</w:t>
-      </w:r>
-      <w:r>
-        <w:t>n er, at der afgives meningsfyldte fejlmeddelelser, og at brugeren kan fortsætte på et veldefineret grundlag.</w:t>
+        <w:t xml:space="preserve">I forbindelse med prøven fremprovokeres endvidere en række fejlsituationer. Løsningen skal reagere på fejlsituationer som beskrevet. En betingelse for godkendelse af overtagelsesprøven er, at der afgives meningsfyldte fejlmeddelelser, og at brugeren kan fortsætte på et veldefineret grundlag.</w:t>
       </w:r>
     </w:p>
     <w:p/>
@@ -6096,67 +4288,13 @@
     <w:p/>
     <w:p>
       <w:r>
-        <w:t>Lever</w:t>
-      </w:r>
-      <w:r>
-        <w:t xml:space="preserve">døren </w:t>
-      </w:r>
-      <w:r>
-        <w:t>skal opbygge et sæt af testdata</w:t>
-      </w:r>
-      <w:r>
-        <w:t>,</w:t>
-      </w:r>
-      <w:r>
-        <w:t xml:space="preserve"> som kan anvendes i forbindelse med afprøvning af </w:t>
-      </w:r>
-      <w:r>
-        <w:t>L</w:t>
-      </w:r>
-      <w:r>
-        <w:t>øsningen og efter idriftsættelsen anvendes ved certificering af nye anvendersystemer</w:t>
-      </w:r>
-      <w:r>
-        <w:t>,</w:t>
-      </w:r>
-      <w:r>
-        <w:t xml:space="preserve"> som skal tilkobles </w:t>
-      </w:r>
-      <w:r>
-        <w:t>Løsningen</w:t>
-      </w:r>
-      <w:r>
-        <w:t>.</w:t>
+        <w:t xml:space="preserve">Leverdøren skal opbygge et sæt af testdata, som kan anvendes i forbindelse med afprøvning af Løsningen og efter idriftsættelsen anvendes ved certificering af nye anvendersystemer, som skal tilkobles Løsningen.</w:t>
       </w:r>
     </w:p>
     <w:p/>
     <w:p>
       <w:r>
-        <w:t>D</w:t>
-      </w:r>
-      <w:r>
-        <w:t>e underliggende test</w:t>
-      </w:r>
-      <w:r>
-        <w:t>s</w:t>
-      </w:r>
-      <w:r>
-        <w:t xml:space="preserve"> </w:t>
-      </w:r>
-      <w:r>
-        <w:t xml:space="preserve">er </w:t>
-      </w:r>
-      <w:r>
-        <w:t>beskrevet</w:t>
-      </w:r>
-      <w:r>
-        <w:t xml:space="preserve"> nedenf</w:t>
-      </w:r>
-      <w:r>
-        <w:t>or</w:t>
-      </w:r>
-      <w:r>
-        <w:t xml:space="preserve">. </w:t>
+        <w:t xml:space="preserve">De underliggende tests er beskrevet nedenfor. </w:t>
       </w:r>
     </w:p>
     <w:p>
@@ -6176,13 +4314,7 @@
     <w:p/>
     <w:p>
       <w:r>
-        <w:t xml:space="preserve">Integrationstesten har til formål at sikre, at </w:t>
-      </w:r>
-      <w:r>
-        <w:t xml:space="preserve">Løsningen </w:t>
-      </w:r>
-      <w:r>
-        <w:t>fungerer korrekt i sammenhæng med Kundens systemer (herunder tredjepartssystemer) og ydelser, jf. bilag 2 og bilag 3.</w:t>
+        <w:t xml:space="preserve">Integrationstesten har til formål at sikre, at Løsningen fungerer korrekt i sammenhæng med Kundens systemer (herunder tredjepartssystemer) og ydelser, jf. bilag 2 og bilag 3.</w:t>
       </w:r>
     </w:p>
     <w:p/>
@@ -6191,94 +4323,7 @@
         <w:spacing w:line="276" w:lineRule="auto"/>
       </w:pPr>
       <w:r>
-        <w:t xml:space="preserve">Kunden </w:t>
-      </w:r>
-      <w:r>
-        <w:t xml:space="preserve">har ansvaret for </w:t>
-      </w:r>
-      <w:r>
-        <w:t xml:space="preserve">at </w:t>
-      </w:r>
-      <w:r>
-        <w:t xml:space="preserve">koordinere </w:t>
-      </w:r>
-      <w:r>
-        <w:t>aktiviteter</w:t>
-      </w:r>
-      <w:r>
-        <w:t xml:space="preserve"> med </w:t>
-      </w:r>
-      <w:r>
-        <w:t>eksterne anvendersystemer (dyrlæge-EPJ, apoteker,</w:t>
-      </w:r>
-      <w:r>
-        <w:t xml:space="preserve"> </w:t>
-      </w:r>
-      <w:r>
-        <w:t>s</w:t>
-      </w:r>
-      <w:r>
-        <w:t>tamdatakilde/stamdataservice</w:t>
-      </w:r>
-      <w:r>
-        <w:t xml:space="preserve"> og </w:t>
-      </w:r>
-      <w:r>
-        <w:t xml:space="preserve">§39-aktører) </w:t>
-      </w:r>
-      <w:r>
-        <w:t xml:space="preserve">med henblik </w:t>
-      </w:r>
-      <w:r>
-        <w:t>på</w:t>
-      </w:r>
-      <w:r>
-        <w:t>,</w:t>
-      </w:r>
-      <w:r>
-        <w:t xml:space="preserve"> at integrationer </w:t>
-      </w:r>
-      <w:r>
-        <w:t xml:space="preserve">kan indgå i </w:t>
-      </w:r>
-      <w:r>
-        <w:t>d</w:t>
-      </w:r>
-      <w:r>
-        <w:t>et samle</w:t>
-      </w:r>
-      <w:r>
-        <w:t>de forløb</w:t>
-      </w:r>
-      <w:r>
-        <w:t xml:space="preserve"> i overtagelsesprøven</w:t>
-      </w:r>
-      <w:r>
-        <w:t>.</w:t>
-      </w:r>
-      <w:r>
-        <w:t xml:space="preserve"> Kunden sikre</w:t>
-      </w:r>
-      <w:r>
-        <w:t>r</w:t>
-      </w:r>
-      <w:r>
-        <w:t>,</w:t>
-      </w:r>
-      <w:r>
-        <w:t xml:space="preserve"> at det i udgangs</w:t>
-      </w:r>
-      <w:r>
-        <w:t>punktet er de samme aktører</w:t>
-      </w:r>
-      <w:r>
-        <w:t xml:space="preserve">, der </w:t>
-      </w:r>
-      <w:r>
-        <w:t>har deltaget i verifi</w:t>
-      </w:r>
-      <w:r>
-        <w:t xml:space="preserve">kationstesten. </w:t>
+        <w:t xml:space="preserve">Kunden har ansvaret for at koordinere aktiviteter med eksterne anvendersystemer (dyrlæge-EPJ, apoteker, stamdatakilde/stamdataservice og §39-aktører) med henblik på, at integrationer kan indgå i det samlede forløb i overtagelsesprøven. Kunden sikrer, at det i udgangspunktet er de samme aktører, der har deltaget i verifikationstesten. </w:t>
       </w:r>
     </w:p>
     <w:p>
@@ -6312,13 +4357,7 @@
     <w:p/>
     <w:p>
       <w:r>
-        <w:t>Testen godkendes</w:t>
-      </w:r>
-      <w:r>
-        <w:t>,</w:t>
-      </w:r>
-      <w:r>
-        <w:t xml:space="preserve"> når alle svartider opfylder de i bilag 6 anførte servicemål for opfyldelsesgrad. </w:t>
+        <w:t xml:space="preserve">Testen godkendes, når alle svartider opfylder de i bilag 6 anførte servicemål for opfyldelsesgrad. </w:t>
       </w:r>
     </w:p>
     <w:p>
@@ -6336,16 +4375,7 @@
     <w:p/>
     <w:p>
       <w:r>
-        <w:t xml:space="preserve">Sikkerhedstesten skal sikre, at adgangen til data i </w:t>
-      </w:r>
-      <w:r>
-        <w:t>Løsningen</w:t>
-      </w:r>
-      <w:r>
-        <w:t xml:space="preserve"> sikres mod interne og eksterne trusler.</w:t>
-      </w:r>
-      <w:r>
-        <w:t xml:space="preserve"> </w:t>
+        <w:t xml:space="preserve">Sikkerhedstesten skal sikre, at adgangen til data i Løsningen sikres mod interne og eksterne trusler. </w:t>
       </w:r>
     </w:p>
     <w:p>
@@ -6363,19 +4393,7 @@
     <w:p/>
     <w:p>
       <w:r>
-        <w:t xml:space="preserve">Formålet med </w:t>
-      </w:r>
-      <w:r>
-        <w:t>d</w:t>
-      </w:r>
-      <w:r>
-        <w:t xml:space="preserve">okumentationstesten er, at Kunden gennemfører et review af al Dokumentation relateret til </w:t>
-      </w:r>
-      <w:r>
-        <w:t xml:space="preserve">Løsningen </w:t>
-      </w:r>
-      <w:r>
-        <w:t>med henblik på at sikre, at den lever op til kravene beskrevet i bilag 4.</w:t>
+        <w:t xml:space="preserve">Formålet med dokumentationstesten er, at Kunden gennemfører et review af al Dokumentation relateret til Løsningen med henblik på at sikre, at den lever op til kravene beskrevet i bilag 4.</w:t>
       </w:r>
     </w:p>
     <w:p/>
@@ -6413,68 +4431,21 @@
     <w:p/>
     <w:p>
       <w:r>
-        <w:t xml:space="preserve">Kravene til </w:t>
-      </w:r>
-      <w:r>
-        <w:t>overtagelsesprøve</w:t>
-      </w:r>
-      <w:r>
-        <w:t xml:space="preserve">ns resultat er opfyldt, hvis der ikke konstateres kvalificerede </w:t>
-      </w:r>
-      <w:r>
-        <w:t>Fejl eller Mangler</w:t>
-      </w:r>
-      <w:r>
-        <w:t xml:space="preserve">, der ikke er udbedret, samt at de i afsnit </w:t>
-      </w:r>
-      <w:r>
+        <w:t xml:space="preserve">Kravene til overtagelsesprøvens resultat er opfyldt, hvis der ikke konstateres kvalificerede Fejl eller Mangler, der ikke er udbedret, samt at de i afsnit </w:t>
         <w:fldChar w:fldCharType="begin"/>
-      </w:r>
-      <w:r>
         <w:instrText xml:space="preserve"> REF _Ref287526973 \r \h </w:instrText>
-      </w:r>
-      <w:r>
         <w:instrText xml:space="preserve"> \* MERGEFORMAT </w:instrText>
-      </w:r>
-      <w:r>
         <w:fldChar w:fldCharType="separate"/>
-      </w:r>
-      <w:r>
         <w:t>4.2</w:t>
-      </w:r>
-      <w:r>
         <w:fldChar w:fldCharType="end"/>
-      </w:r>
-      <w:r>
-        <w:t xml:space="preserve"> beskrevne test</w:t>
-      </w:r>
-      <w:r>
-        <w:t>s</w:t>
-      </w:r>
-      <w:r>
-        <w:t xml:space="preserve">, der indgår som en del af </w:t>
-      </w:r>
-      <w:r>
-        <w:t>overtagelsesprøve</w:t>
-      </w:r>
-      <w:r>
-        <w:t>n</w:t>
-      </w:r>
-      <w:r>
-        <w:t>,</w:t>
-      </w:r>
-      <w:r>
-        <w:t xml:space="preserve"> er godkendt.</w:t>
+        <w:t xml:space="preserve"> beskrevne tests, der indgår som en del af overtagelsesprøven, er godkendt.</w:t>
       </w:r>
     </w:p>
     <w:p/>
     <w:p>
       <w:r>
         <w:lastRenderedPageBreak/>
-        <w:t>Fejl eller Mangler</w:t>
-      </w:r>
-      <w:r>
-        <w:t xml:space="preserve"> opgøres og vurderes i overensstemmelse med tabellen nedenfor. </w:t>
+        <w:t xml:space="preserve">Fejl eller Mangler opgøres og vurderes i overensstemmelse med tabellen nedenfor. </w:t>
       </w:r>
     </w:p>
     <w:p/>
@@ -6524,14 +4495,7 @@
                 <w:b/>
                 <w:bCs/>
               </w:rPr>
-              <w:t>K</w:t>
-            </w:r>
-            <w:r>
-              <w:rPr>
-                <w:b/>
-                <w:bCs/>
-              </w:rPr>
-              <w:t>ategori</w:t>
+              <w:t>Kategori</w:t>
             </w:r>
           </w:p>
         </w:tc>
@@ -6615,21 +4579,12 @@
               <w:rPr>
                 <w:b/>
               </w:rPr>
-              <w:t xml:space="preserve">Kritisk </w:t>
-            </w:r>
-            <w:r>
-              <w:rPr>
-                <w:b/>
-              </w:rPr>
-              <w:t>Fejl eller Mangel</w:t>
+              <w:t xml:space="preserve">Kritisk Fejl eller Mangel</w:t>
             </w:r>
           </w:p>
           <w:p>
             <w:r>
-              <w:t xml:space="preserve">Løsningen </w:t>
-            </w:r>
-            <w:r>
-              <w:t>er ikke tilgængelig eller kritisk funktionalitet er ikke tilgængelig.</w:t>
+              <w:t xml:space="preserve">Løsningen er ikke tilgængelig eller kritisk funktionalitet er ikke tilgængelig.</w:t>
             </w:r>
           </w:p>
           <w:p/>
@@ -6646,13 +4601,7 @@
               <w:t>Flere/mange brugere</w:t>
             </w:r>
             <w:r>
-              <w:t xml:space="preserve"> kan ikke udføre sine arbejds</w:t>
-            </w:r>
-            <w:r>
-              <w:t>op</w:t>
-            </w:r>
-            <w:r>
-              <w:t>gaver eller er i væsentlig grad besværliggjort heri.</w:t>
+              <w:t xml:space="preserve"> kan ikke udføre sine arbejdsopgaver eller er i væsentlig grad besværliggjort heri.</w:t>
             </w:r>
           </w:p>
         </w:tc>
@@ -6695,14 +4644,7 @@
                 <w:b/>
                 <w:bCs/>
               </w:rPr>
-              <w:t xml:space="preserve">Væsentlig </w:t>
-            </w:r>
-            <w:r>
-              <w:rPr>
-                <w:b/>
-                <w:bCs/>
-              </w:rPr>
-              <w:t>Fejl eller Mangel</w:t>
+              <w:t xml:space="preserve">Væsentlig Fejl eller Mangel</w:t>
             </w:r>
           </w:p>
           <w:p>
@@ -6717,19 +4659,7 @@
           </w:tcPr>
           <w:p>
             <w:r>
-              <w:t>En central funktionalitet svigter, men opgaven kan løses a</w:t>
-            </w:r>
-            <w:r>
-              <w:t>d</w:t>
-            </w:r>
-            <w:r>
-              <w:t xml:space="preserve"> anden vej i </w:t>
-            </w:r>
-            <w:r>
-              <w:t xml:space="preserve">Løsningen </w:t>
-            </w:r>
-            <w:r>
-              <w:t xml:space="preserve">med tilnærmet samme antal procestrin. </w:t>
+              <w:t xml:space="preserve">En central funktionalitet svigter, men opgaven kan løses ad anden vej i Løsningen med tilnærmet samme antal procestrin. </w:t>
             </w:r>
           </w:p>
           <w:p/>
@@ -6773,49 +4703,12 @@
                 <w:b/>
                 <w:bCs/>
               </w:rPr>
-              <w:t xml:space="preserve">Mindre væsentlig </w:t>
-            </w:r>
-            <w:r>
-              <w:rPr>
-                <w:b/>
-                <w:bCs/>
-              </w:rPr>
-              <w:t>Fejl eller Mangel</w:t>
+              <w:t xml:space="preserve">Mindre væsentlig Fejl eller Mangel</w:t>
             </w:r>
           </w:p>
           <w:p>
             <w:r>
-              <w:t xml:space="preserve">Generende </w:t>
-            </w:r>
-            <w:r>
-              <w:t>Fejl eller Mangel</w:t>
-            </w:r>
-            <w:r>
-              <w:t xml:space="preserve"> i betjeningen af</w:t>
-            </w:r>
-            <w:r>
-              <w:t xml:space="preserve"> </w:t>
-            </w:r>
-            <w:r>
-              <w:t>L</w:t>
-            </w:r>
-            <w:r>
-              <w:t>øsningen</w:t>
-            </w:r>
-            <w:r>
-              <w:t>,</w:t>
-            </w:r>
-            <w:r>
-              <w:t xml:space="preserve"> der dog ikke hindrer de</w:t>
-            </w:r>
-            <w:r>
-              <w:t>n</w:t>
-            </w:r>
-            <w:r>
-              <w:t>s anvendelse</w:t>
-            </w:r>
-            <w:r>
-              <w:t>.</w:t>
+              <w:t xml:space="preserve">Generende Fejl eller Mangel i betjeningen af Løsningen, der dog ikke hindrer dens anvendelse.</w:t>
             </w:r>
           </w:p>
           <w:p/>
@@ -6878,25 +4771,12 @@
                 <w:b/>
                 <w:bCs/>
               </w:rPr>
-              <w:t xml:space="preserve">Banal </w:t>
-            </w:r>
-            <w:r>
-              <w:rPr>
-                <w:b/>
-                <w:bCs/>
-              </w:rPr>
-              <w:t>Fejl eller Mangel</w:t>
+              <w:t xml:space="preserve">Banal Fejl eller Mangel</w:t>
             </w:r>
           </w:p>
           <w:p>
             <w:r>
-              <w:t xml:space="preserve">En </w:t>
-            </w:r>
-            <w:r>
-              <w:t>Fejl eller Mangel</w:t>
-            </w:r>
-            <w:r>
-              <w:t>, der ikke har nogen eller blot bagatelagtig betydning for</w:t>
+              <w:t xml:space="preserve">En Fejl eller Mangel, der ikke har nogen eller blot bagatelagtig betydning for</w:t>
             </w:r>
           </w:p>
           <w:p>
@@ -6925,31 +4805,7 @@
               <w:rPr>
                 <w:bCs/>
               </w:rPr>
-              <w:t>En funktionalitet med perifer anvendelsesgrad er utilgængelig, opgaven kan løses a</w:t>
-            </w:r>
-            <w:r>
-              <w:rPr>
-                <w:bCs/>
-              </w:rPr>
-              <w:t>d</w:t>
-            </w:r>
-            <w:r>
-              <w:rPr>
-                <w:bCs/>
-              </w:rPr>
-              <w:t xml:space="preserve"> anden vej i </w:t>
-            </w:r>
-            <w:r>
-              <w:rPr>
-                <w:bCs/>
-              </w:rPr>
-              <w:t xml:space="preserve">Løsningen </w:t>
-            </w:r>
-            <w:r>
-              <w:rPr>
-                <w:bCs/>
-              </w:rPr>
-              <w:t>med tilnærmet samme antal procestrin.</w:t>
+              <w:t xml:space="preserve">En funktionalitet med perifer anvendelsesgrad er utilgængelig, opgaven kan løses ad anden vej i Løsningen med tilnærmet samme antal procestrin.</w:t>
             </w:r>
           </w:p>
           <w:p>
@@ -6963,13 +4819,7 @@
                 <w:bCs/>
               </w:rPr>
               <w:br/>
-              <w:t>Stavefejl i feltnavn / uhensigtsmæssig fejlbesked</w:t>
-            </w:r>
-            <w:r>
-              <w:rPr>
-                <w:bCs/>
-              </w:rPr>
-              <w:t>.</w:t>
+              <w:t>Stavefejl i feltnavn / uhensigtsmæssig fejlbesked.</w:t>
             </w:r>
           </w:p>
           <w:p/>
@@ -6979,82 +4829,31 @@
     <w:p/>
     <w:p>
       <w:r>
-        <w:t>Fejl eller Mangler</w:t>
-      </w:r>
-      <w:r>
-        <w:t xml:space="preserve"> i kategori A og B udgør kvalificere</w:t>
-      </w:r>
-      <w:r>
-        <w:t>de</w:t>
-      </w:r>
-      <w:r>
-        <w:t xml:space="preserve"> </w:t>
-      </w:r>
-      <w:r>
-        <w:t>F</w:t>
-      </w:r>
-      <w:r>
-        <w:t>ejl</w:t>
-      </w:r>
-      <w:r>
-        <w:t xml:space="preserve"> eller Mangler</w:t>
-      </w:r>
-      <w:r>
-        <w:t>.</w:t>
+        <w:t xml:space="preserve">Fejl eller Mangler i kategori A og B udgør kvalificerede Fejl eller Mangler.</w:t>
       </w:r>
     </w:p>
     <w:p>
       <w:r>
         <w:br/>
-        <w:t xml:space="preserve">Kunden er dog ikke forpligtet til at godkende prøven, såfremt der er konstateret flere end 5 </w:t>
-      </w:r>
-      <w:r>
-        <w:t>Fejl eller Mangler</w:t>
-      </w:r>
-      <w:r>
-        <w:t xml:space="preserve"> i kategori C, idet disse samlet kategoriseres som en kvalificeret </w:t>
-      </w:r>
-      <w:r>
-        <w:t>Fejl eller Mangel</w:t>
-      </w:r>
-      <w:r>
-        <w:t>.</w:t>
+        <w:t xml:space="preserve">Kunden er dog ikke forpligtet til at godkende prøven, såfremt der er konstateret flere end 5 Fejl eller Mangler i kategori C, idet disse samlet kategoriseres som en kvalificeret Fejl eller Mangel.</w:t>
       </w:r>
     </w:p>
     <w:p/>
     <w:p>
       <w:r>
-        <w:t xml:space="preserve">Konstaterede </w:t>
-      </w:r>
-      <w:r>
-        <w:t>Fejl eller Mangler</w:t>
-      </w:r>
-      <w:r>
-        <w:t xml:space="preserve"> i kategori D hindrer ikke godkendelse af prøven. </w:t>
+        <w:t xml:space="preserve">Konstaterede Fejl eller Mangler i kategori D hindrer ikke godkendelse af prøven. </w:t>
       </w:r>
     </w:p>
     <w:p/>
     <w:p>
       <w:r>
-        <w:t xml:space="preserve">Såfremt overtagelsesprøven ikke bestås i overensstemmelse med tidsplanen i bilag 1, og dette ikke skyldes Kundens forhold, har Kunden ret til at tage </w:t>
-      </w:r>
-      <w:r>
-        <w:t xml:space="preserve">Løsningen </w:t>
-      </w:r>
-      <w:r>
-        <w:t xml:space="preserve">eller dele heraf i brug. Dette gælder dog kun, såfremt Kunden havde ret til Ibrugtagning ved godkendelse af overtagelsesprøven. </w:t>
+        <w:t xml:space="preserve">Såfremt overtagelsesprøven ikke bestås i overensstemmelse med tidsplanen i bilag 1, og dette ikke skyldes Kundens forhold, har Kunden ret til at tage Løsningen eller dele heraf i brug. Dette gælder dog kun, såfremt Kunden havde ret til Ibrugtagning ved godkendelse af overtagelsesprøven. </w:t>
       </w:r>
     </w:p>
     <w:p/>
     <w:p>
       <w:r>
-        <w:t xml:space="preserve">Kunden er i så fald forpligtet til at erlægge en rimelig del af den betaling, der er knyttet til godkendelse af overtagelsesprøven i overensstemmelse med betalingsplanen i bilag 12. Kundens brug kan alene ske, såfremt dette ikke medfører væsentlig ulempe for Leverandørens færdiggørelse af </w:t>
-      </w:r>
-      <w:r>
-        <w:t xml:space="preserve">Løsningen </w:t>
-      </w:r>
-      <w:r>
-        <w:t>og gennemførelse af den aftalte overtagelsesprøve, medmindre Kunden kan godtgøre, at Ibrugtagning er nødvendig for at imødegå væsentlige tab.</w:t>
+        <w:t xml:space="preserve">Kunden er i så fald forpligtet til at erlægge en rimelig del af den betaling, der er knyttet til godkendelse af overtagelsesprøven i overensstemmelse med betalingsplanen i bilag 12. Kundens brug kan alene ske, såfremt dette ikke medfører væsentlig ulempe for Leverandørens færdiggørelse af Løsningen og gennemførelse af den aftalte overtagelsesprøve, medmindre Kunden kan godtgøre, at Ibrugtagning er nødvendig for at imødegå væsentlige tab.</w:t>
       </w:r>
     </w:p>
     <w:p>
@@ -7065,13 +4864,7 @@
       <w:bookmarkStart w:id="88" w:name="_Toc474919518"/>
       <w:bookmarkStart w:id="89" w:name="_Toc241055533"/>
       <w:r>
-        <w:t xml:space="preserve">Fejl eller </w:t>
-      </w:r>
-      <w:r>
-        <w:t xml:space="preserve">Mangler i </w:t>
-      </w:r>
-      <w:r>
-        <w:t>Standardprogrammel</w:t>
+        <w:t xml:space="preserve">Fejl eller Mangler i Standardprogrammel</w:t>
       </w:r>
       <w:bookmarkEnd w:id="87"/>
       <w:bookmarkEnd w:id="88"/>
@@ -7080,110 +4873,28 @@
     <w:p/>
     <w:p>
       <w:r>
-        <w:t xml:space="preserve">Kunden er </w:t>
-      </w:r>
-      <w:r>
-        <w:t xml:space="preserve">- </w:t>
-      </w:r>
-      <w:r>
-        <w:t xml:space="preserve">uanset afsnit </w:t>
-      </w:r>
-      <w:r>
+        <w:t xml:space="preserve">Kunden er - uanset afsnit </w:t>
         <w:fldChar w:fldCharType="begin"/>
-      </w:r>
-      <w:r>
         <w:instrText xml:space="preserve"> REF _Ref287526994 \r \h </w:instrText>
-      </w:r>
-      <w:r>
         <w:instrText xml:space="preserve"> \* MERGEFORMAT </w:instrText>
-      </w:r>
-      <w:r>
         <w:fldChar w:fldCharType="separate"/>
-      </w:r>
-      <w:r>
         <w:t>4.3</w:t>
-      </w:r>
-      <w:r>
         <w:fldChar w:fldCharType="end"/>
-      </w:r>
-      <w:r>
-        <w:t xml:space="preserve"> </w:t>
-      </w:r>
-      <w:r>
-        <w:t xml:space="preserve">- </w:t>
-      </w:r>
-      <w:r>
-        <w:t xml:space="preserve">dog ikke berettiget til at nægte at godkende </w:t>
-      </w:r>
-      <w:r>
-        <w:t>overtagelsesprøve</w:t>
-      </w:r>
-      <w:r>
-        <w:t xml:space="preserve">n på grund af ikke kvalificerede </w:t>
-      </w:r>
-      <w:r>
-        <w:t>Fejl eller Mangler</w:t>
-      </w:r>
-      <w:r>
-        <w:t xml:space="preserve"> i </w:t>
-      </w:r>
-      <w:r>
-        <w:t>Standard</w:t>
-      </w:r>
-      <w:r>
-        <w:t xml:space="preserve">programmel (som ikke er omfattet af </w:t>
-      </w:r>
-      <w:r>
+        <w:t xml:space="preserve"> - dog ikke berettiget til at nægte at godkende overtagelsesprøven på grund af ikke kvalificerede Fejl eller Mangler i Standardprogrammel (som ikke er omfattet af </w:t>
         <w:lastRenderedPageBreak/>
-        <w:t xml:space="preserve">undtagelsen i </w:t>
-      </w:r>
-      <w:r>
-        <w:t xml:space="preserve">bilag 5) </w:t>
-      </w:r>
-      <w:r>
-        <w:t xml:space="preserve">og som Leverandøren ikke burde have erkendt eller forudset på tidspunktet for Kontraktens indgåelse) og som Leverandøren har anvist en rimelig omgåelse af, således at Kunden uden betydelig ekstra indsats vil kunne anvende </w:t>
-      </w:r>
-      <w:r>
-        <w:t>Løsnin</w:t>
-      </w:r>
-      <w:r>
-        <w:t>gen</w:t>
-      </w:r>
-      <w:r>
-        <w:t xml:space="preserve">. </w:t>
+        <w:t xml:space="preserve">undtagelsen i bilag 5) og som Leverandøren ikke burde have erkendt eller forudset på tidspunktet for Kontraktens indgåelse) og som Leverandøren har anvist en rimelig omgåelse af, således at Kunden uden betydelig ekstra indsats vil kunne anvende Løsningen. </w:t>
       </w:r>
     </w:p>
     <w:p/>
     <w:p>
       <w:r>
-        <w:t xml:space="preserve">Der må dog maksimal være 5 sådanne ikke kvalificerede </w:t>
-      </w:r>
-      <w:r>
-        <w:t>Fejl eller Mangler</w:t>
-      </w:r>
-      <w:r>
-        <w:t xml:space="preserve"> i kategori C.</w:t>
+        <w:t xml:space="preserve">Der må dog maksimal være 5 sådanne ikke kvalificerede Fejl eller Mangler i kategori C.</w:t>
       </w:r>
     </w:p>
     <w:p/>
     <w:p>
       <w:r>
-        <w:t xml:space="preserve">Anvist omgåelse fratager ikke Kunden for retten til afhjælpning af </w:t>
-      </w:r>
-      <w:r>
-        <w:t>Fejlen eller M</w:t>
-      </w:r>
-      <w:r>
-        <w:t>anglen</w:t>
-      </w:r>
-      <w:r>
-        <w:t>, når den afhjælpes af tredje</w:t>
-      </w:r>
-      <w:r>
-        <w:t>part</w:t>
-      </w:r>
-      <w:r>
-        <w:t>.</w:t>
+        <w:t xml:space="preserve">Anvist omgåelse fratager ikke Kunden for retten til afhjælpning af Fejlen eller Manglen, når den afhjælpes af tredjepart.</w:t>
       </w:r>
     </w:p>
     <w:p>
@@ -7233,54 +4944,20 @@
         <w:spacing w:line="276" w:lineRule="auto"/>
       </w:pPr>
       <w:r>
-        <w:t xml:space="preserve">Der ikke er konstateret kvalificerede </w:t>
-      </w:r>
-      <w:r>
-        <w:t>Fejl eller Mangler</w:t>
-      </w:r>
-      <w:r>
-        <w:t xml:space="preserve">, jf. punkt </w:t>
-      </w:r>
-      <w:r>
+        <w:t xml:space="preserve">Der ikke er konstateret kvalificerede Fejl eller Mangler, jf. punkt </w:t>
         <w:fldChar w:fldCharType="begin"/>
-      </w:r>
-      <w:r>
         <w:instrText xml:space="preserve"> REF _Ref287526921 \r \h </w:instrText>
-      </w:r>
-      <w:r>
         <w:instrText xml:space="preserve"> \* MERGEFORMAT </w:instrText>
-      </w:r>
-      <w:r>
         <w:fldChar w:fldCharType="separate"/>
-      </w:r>
-      <w:r>
         <w:t>4.3</w:t>
-      </w:r>
-      <w:r>
         <w:fldChar w:fldCharType="end"/>
-      </w:r>
-      <w:r>
         <w:t xml:space="preserve">, der ikke er udbedret, jf. dog punkt </w:t>
-      </w:r>
-      <w:r>
         <w:fldChar w:fldCharType="begin"/>
-      </w:r>
-      <w:r>
         <w:instrText xml:space="preserve"> REF _Ref471833960 \r \h </w:instrText>
-      </w:r>
-      <w:r>
         <w:instrText xml:space="preserve"> \* MERGEFORMAT </w:instrText>
-      </w:r>
-      <w:r>
         <w:fldChar w:fldCharType="separate"/>
-      </w:r>
-      <w:r>
         <w:t>4.4</w:t>
-      </w:r>
-      <w:r>
         <w:fldChar w:fldCharType="end"/>
-      </w:r>
-      <w:r>
         <w:t>.</w:t>
       </w:r>
     </w:p>
@@ -7317,22 +4994,7 @@
         <w:spacing w:line="276" w:lineRule="auto"/>
       </w:pPr>
       <w:r>
-        <w:t>Alle krævede ydelser</w:t>
-      </w:r>
-      <w:r>
-        <w:t>,</w:t>
-      </w:r>
-      <w:r>
-        <w:t xml:space="preserve"> som en del af </w:t>
-      </w:r>
-      <w:r>
-        <w:t>Løsningen</w:t>
-      </w:r>
-      <w:r>
-        <w:t>,</w:t>
-      </w:r>
-      <w:r>
-        <w:t xml:space="preserve"> er konstateret leveret i en stand, som Kunden med føje kan forvente.</w:t>
+        <w:t xml:space="preserve">Alle krævede ydelser, som en del af Løsningen, er konstateret leveret i en stand, som Kunden med føje kan forvente.</w:t>
       </w:r>
     </w:p>
     <w:p>
@@ -7385,10 +5047,7 @@
     <w:p/>
     <w:p>
       <w:r>
-        <w:t xml:space="preserve">Der gennemføres </w:t>
-      </w:r>
-      <w:r>
-        <w:t>en driftsprøve i overensstemmelse med tidsplanen, jf. bilag 1.</w:t>
+        <w:t xml:space="preserve">Der gennemføres en driftsprøve i overensstemmelse med tidsplanen, jf. bilag 1.</w:t>
       </w:r>
     </w:p>
     <w:p/>
@@ -7400,19 +5059,7 @@
     <w:p/>
     <w:p>
       <w:r>
-        <w:t xml:space="preserve">Ved </w:t>
-      </w:r>
-      <w:r>
-        <w:t>ændringer, der</w:t>
-      </w:r>
-      <w:r>
-        <w:t xml:space="preserve"> bestilles til levering som en Selvstændig Opgave, skal driftsprøven tillige omfatte den oprindelige </w:t>
-      </w:r>
-      <w:r>
-        <w:t>Løsning</w:t>
-      </w:r>
-      <w:r>
-        <w:t>.</w:t>
+        <w:t xml:space="preserve">Ved ændringer, der bestilles til levering som en Selvstændig Opgave, skal driftsprøven tillige omfatte den oprindelige Løsning.</w:t>
       </w:r>
     </w:p>
     <w:p>
@@ -7434,19 +5081,7 @@
     <w:p/>
     <w:p>
       <w:r>
-        <w:t>Leverandøren skal udarbejde en prøveplan, der beskriver</w:t>
-      </w:r>
-      <w:r>
-        <w:t>,</w:t>
-      </w:r>
-      <w:r>
-        <w:t xml:space="preserve"> hvilke tekniske og ressourcemæssige forhold der er en forudsætning for driftsprøvens gennemførelse. Prøveplanen skal sikre, at driftsprøven giver et retvisende billede af, om de stillede servicemål er opfyldt. Prøveplanen leveres til Kunden senest 5 </w:t>
-      </w:r>
-      <w:r>
-        <w:t>Arbejds</w:t>
-      </w:r>
-      <w:r>
-        <w:t xml:space="preserve">dage efter den godkendte overtagelsesprøve. </w:t>
+        <w:t xml:space="preserve">Leverandøren skal udarbejde en prøveplan, der beskriver, hvilke tekniske og ressourcemæssige forhold der er en forudsætning for driftsprøvens gennemførelse. Prøveplanen skal sikre, at driftsprøven giver et retvisende billede af, om de stillede servicemål er opfyldt. Prøveplanen leveres til Kunden senest 5 Arbejdsdage efter den godkendte overtagelsesprøve. </w:t>
       </w:r>
     </w:p>
     <w:p>
@@ -7474,172 +5109,51 @@
     <w:p/>
     <w:p>
       <w:r>
-        <w:t xml:space="preserve">Driftsprøven påbegyndes endvidere først, når Kunden har givet Leverandøren meddelelse derom, dog senest </w:t>
-      </w:r>
-      <w:r>
-        <w:t>1</w:t>
-      </w:r>
-      <w:r>
-        <w:t xml:space="preserve">0 </w:t>
-      </w:r>
-      <w:r>
-        <w:t>Arbejds</w:t>
-      </w:r>
-      <w:r>
-        <w:t>dage efter tidspunktet for godkendt overtagelsesprøve.</w:t>
+        <w:t xml:space="preserve">Driftsprøven påbegyndes endvidere først, når Kunden har givet Leverandøren meddelelse derom, dog senest 10 Arbejdsdage efter tidspunktet for godkendt overtagelsesprøve.</w:t>
       </w:r>
     </w:p>
     <w:p/>
     <w:p>
       <w:r>
         <w:lastRenderedPageBreak/>
-        <w:t>I modsat fald bortfalder driftsprøve</w:t>
-      </w:r>
-      <w:r>
-        <w:t>n</w:t>
-      </w:r>
-      <w:r>
-        <w:t>, hvis Kunden ikke påbegynder prøven senest 15 Arbejdsdage efter modtagelse af Meddelelse med påkrav fra Leverandøren. Meddelelse med påkrav kan fremsættes efter udløbet af fristen for påbegyndelse af prøven og skal indeholde angivelse af, at manglende påbegyndelse af driftsprøven medfører bortfald af prøven. Kunden skal med et varsel på mindst 10 Arbejdsdage give Leverandøren Meddelelse om tidspunktet for prøvens påbegyndelse</w:t>
-      </w:r>
-      <w:r>
-        <w:t>.</w:t>
+        <w:t>I modsat fald bortfalder driftsprøven, hvis Kunden ikke påbegynder prøven senest 15 Arbejdsdage efter modtagelse af Meddelelse med påkrav fra Leverandøren. Meddelelse med påkrav kan fremsættes efter udløbet af fristen for påbegyndelse af prøven og skal indeholde angivelse af, at manglende påbegyndelse af driftsprøven medfører bortfald af prøven. Kunden skal med et varsel på mindst 10 Arbejdsdage give Leverandøren Meddelelse om tidspunktet for prøvens påbegyndelse.</w:t>
       </w:r>
     </w:p>
     <w:p/>
     <w:p>
       <w:r>
-        <w:t xml:space="preserve">Driftsprøven skal omfatte mindst </w:t>
-      </w:r>
-      <w:r>
-        <w:t>20 Arbejdsdage</w:t>
-      </w:r>
-      <w:r>
-        <w:t xml:space="preserve"> i træk, hvori </w:t>
-      </w:r>
-      <w:r>
-        <w:t>Løsningen</w:t>
-      </w:r>
-      <w:r>
-        <w:t xml:space="preserve"> </w:t>
-      </w:r>
-      <w:r>
-        <w:t xml:space="preserve">har været i drift med normale funktioner uden konstatering af kvalificerede </w:t>
-      </w:r>
-      <w:r>
-        <w:t>Fejl eller Mangler</w:t>
-      </w:r>
-      <w:r>
-        <w:t xml:space="preserve">, jf. punkt 4.3. </w:t>
+        <w:t xml:space="preserve">Driftsprøven skal omfatte mindst 20 Arbejdsdage i træk, hvori Løsningen har været i drift med normale funktioner uden konstatering af kvalificerede Fejl eller Mangler, jf. punkt 4.3. </w:t>
       </w:r>
     </w:p>
     <w:p/>
     <w:p>
       <w:r>
-        <w:t xml:space="preserve">Under </w:t>
-      </w:r>
-      <w:r>
-        <w:t>d</w:t>
-      </w:r>
-      <w:r>
-        <w:t xml:space="preserve">riftsprøven skal Leverandøren løbende optimere </w:t>
-      </w:r>
-      <w:r>
-        <w:t>Løsningen</w:t>
-      </w:r>
-      <w:r>
-        <w:t xml:space="preserve"> i det omfang, det måtte være nødvendigt, samt afhjælpe eventuelle konstaterede </w:t>
-      </w:r>
-      <w:r>
-        <w:t>Fejl eller Mangler</w:t>
-      </w:r>
-      <w:r>
-        <w:t xml:space="preserve">. Desuden skal Leverandøren være Kunden behjælpelig i forbindelse med besvarelse af Kundens spørgsmål vedrørende brug af </w:t>
-      </w:r>
-      <w:r>
-        <w:t>Løsningen</w:t>
-      </w:r>
-      <w:r>
-        <w:t>, herunder yde support mv.</w:t>
+        <w:t xml:space="preserve">Under driftsprøven skal Leverandøren løbende optimere Løsningen i det omfang, det måtte være nødvendigt, samt afhjælpe eventuelle konstaterede Fejl eller Mangler. Desuden skal Leverandøren være Kunden behjælpelig i forbindelse med besvarelse af Kundens spørgsmål vedrørende brug af Løsningen, herunder yde support mv.</w:t>
       </w:r>
     </w:p>
     <w:p/>
     <w:p>
       <w:r>
-        <w:t xml:space="preserve">Hvis der under udførelsen af </w:t>
-      </w:r>
-      <w:r>
-        <w:t>d</w:t>
-      </w:r>
-      <w:r>
-        <w:t xml:space="preserve">riftsprøven konstateres en kvalificeret </w:t>
-      </w:r>
-      <w:r>
-        <w:t>Fejl eller Mangel</w:t>
-      </w:r>
-      <w:r>
-        <w:t xml:space="preserve">, jf. afsnit </w:t>
-      </w:r>
-      <w:r>
+        <w:t xml:space="preserve">Hvis der under udførelsen af driftsprøven konstateres en kvalificeret Fejl eller Mangel, jf. afsnit </w:t>
         <w:fldChar w:fldCharType="begin"/>
-      </w:r>
-      <w:r>
         <w:instrText xml:space="preserve"> REF _Ref287526940 \r \h </w:instrText>
-      </w:r>
-      <w:r>
         <w:instrText xml:space="preserve"> \* MERGEFORMAT </w:instrText>
-      </w:r>
-      <w:r>
         <w:fldChar w:fldCharType="separate"/>
-      </w:r>
-      <w:r>
         <w:t>4.3</w:t>
-      </w:r>
-      <w:r>
         <w:fldChar w:fldCharType="end"/>
-      </w:r>
-      <w:r>
-        <w:t>,</w:t>
-      </w:r>
-      <w:r>
-        <w:t xml:space="preserve"> standses prøven</w:t>
-      </w:r>
-      <w:r>
-        <w:t>,</w:t>
-      </w:r>
-      <w:r>
-        <w:t xml:space="preserve"> indtil </w:t>
-      </w:r>
-      <w:r>
-        <w:t>Fejlen eller M</w:t>
-      </w:r>
-      <w:r>
-        <w:t>anglen</w:t>
-      </w:r>
-      <w:r>
-        <w:t xml:space="preserve"> er udbedret. Herefter startes prøven forfra. </w:t>
+        <w:t xml:space="preserve">, standses prøven, indtil Fejlen eller Manglen er udbedret. Herefter startes prøven forfra. </w:t>
       </w:r>
     </w:p>
     <w:p/>
     <w:p>
       <w:r>
-        <w:t>Driftsprøven fortsætter, indtil den er bestået, men skal - medmindre Kunden udtrykkeligt samtykker i en forlængelse - være afsluttet senest 60 kalenderdage efter påbegyndelsen</w:t>
-      </w:r>
-      <w:r>
-        <w:t>.</w:t>
+        <w:t>Driftsprøven fortsætter, indtil den er bestået, men skal - medmindre Kunden udtrykkeligt samtykker i en forlængelse - være afsluttet senest 60 kalenderdage efter påbegyndelsen.</w:t>
       </w:r>
     </w:p>
     <w:p/>
     <w:p>
       <w:r>
-        <w:t xml:space="preserve">Ved forhold, som Leverandøren ikke bærer risikoen for, og som hindrer </w:t>
-      </w:r>
-      <w:r>
-        <w:t>Løsningen</w:t>
-      </w:r>
-      <w:r>
-        <w:t>s normale brug, skal der gøres et ophold i driftsprøven. Derefter skal fristen for driftsprøven forlænges med lige så mange Arbejdsdage, som er tabt ved afbrydelsen. Det tabte antal Arbejdsdage skal, hvis de ikke udgør hele tal, forhøjes til det nærmeste højere an</w:t>
-      </w:r>
-      <w:r>
+        <w:t xml:space="preserve">Ved forhold, som Leverandøren ikke bærer risikoen for, og som hindrer Løsningens normale brug, skal der gøres et ophold i driftsprøven. Derefter skal fristen for driftsprøven forlænges med lige så mange Arbejdsdage, som er tabt ved afbrydelsen. Det tabte antal Arbejdsdage skal, hvis de ikke udgør hele tal, forhøjes til det nærmeste højere an</w:t>
         <w:softHyphen/>
         <w:t>tal hele Arbejdsdage.</w:t>
       </w:r>
@@ -7663,97 +5177,29 @@
     <w:p/>
     <w:p>
       <w:r>
-        <w:t xml:space="preserve">Kravene til driftsprøvens resultat er opfyldt, når servicemålene opgjort for de sidste 20 </w:t>
-      </w:r>
-      <w:r>
-        <w:t>A</w:t>
-      </w:r>
-      <w:r>
-        <w:t xml:space="preserve">rbejdsdage af driftsprøveperioden for </w:t>
-      </w:r>
-      <w:r>
-        <w:t>Løsningen</w:t>
-      </w:r>
-      <w:r>
-        <w:t xml:space="preserve"> som helhed er opfyldt og der ikke under prøven er konstateret kvalificerede </w:t>
-      </w:r>
-      <w:r>
-        <w:t>Fejl eller Mangler</w:t>
-      </w:r>
-      <w:r>
-        <w:t xml:space="preserve">, jf. afsnit </w:t>
-      </w:r>
-      <w:r>
+        <w:t xml:space="preserve">Kravene til driftsprøvens resultat er opfyldt, når servicemålene opgjort for de sidste 20 Arbejdsdage af driftsprøveperioden for Løsningen som helhed er opfyldt og der ikke under prøven er konstateret kvalificerede Fejl eller Mangler, jf. afsnit </w:t>
         <w:fldChar w:fldCharType="begin"/>
-      </w:r>
-      <w:r>
         <w:instrText xml:space="preserve"> REF _Ref287527024 \r \h </w:instrText>
-      </w:r>
-      <w:r>
         <w:instrText xml:space="preserve"> \* MERGEFORMAT </w:instrText>
-      </w:r>
-      <w:r>
         <w:fldChar w:fldCharType="separate"/>
-      </w:r>
-      <w:r>
         <w:t>4.3</w:t>
-      </w:r>
-      <w:r>
         <w:fldChar w:fldCharType="end"/>
-      </w:r>
-      <w:r>
         <w:t xml:space="preserve">.  </w:t>
       </w:r>
     </w:p>
     <w:p/>
     <w:p>
       <w:r>
-        <w:t xml:space="preserve">Har Kunden godkendt overtagelsesprøven med kendte </w:t>
-      </w:r>
-      <w:r>
-        <w:t>Fejl eller Mangler</w:t>
-      </w:r>
-      <w:r>
-        <w:t xml:space="preserve"> anført i fejllisten, </w:t>
+        <w:t xml:space="preserve">Har Kunden godkendt overtagelsesprøven med kendte Fejl eller Mangler anført i fejllisten, </w:t>
       </w:r>
       <w:r>
         <w:rPr>
           <w:iCs/>
         </w:rPr>
-        <w:t xml:space="preserve">er Kunden først forpligtet til at godkende driftsprøven, når sådanne </w:t>
+        <w:t xml:space="preserve">er Kunden først forpligtet til at godkende driftsprøven, når sådanne Fejl eller Mangler i det væsentligste er afhjulpet</w:t>
       </w:r>
       <w:r>
-        <w:rPr>
-          <w:iCs/>
-        </w:rPr>
-        <w:t>Fejl eller Mangler</w:t>
-      </w:r>
-      <w:r>
-        <w:rPr>
-          <w:iCs/>
-        </w:rPr>
-        <w:t xml:space="preserve"> i det væsentligste er afhjulpet</w:t>
-      </w:r>
-      <w:r>
-        <w:t xml:space="preserve">. Herved forstås, at der alene resterer </w:t>
-      </w:r>
-      <w:r>
-        <w:t>Fejl eller Mangler</w:t>
-      </w:r>
-      <w:r>
-        <w:t xml:space="preserve"> som ikke er kvalificerede </w:t>
-      </w:r>
-      <w:r>
-        <w:t>Fejl eller Mangler</w:t>
-      </w:r>
-      <w:r>
-        <w:t xml:space="preserve">. De resterende </w:t>
-      </w:r>
-      <w:r>
-        <w:t>Fejl eller Mangler</w:t>
-      </w:r>
-      <w:r>
-        <w:t xml:space="preserve"> afhjælpes i overensstemmelse med bilag 5.</w:t>
+        <w:t xml:space="preserve">. Herved forstås, at der alene resterer Fejl eller Mangler som ikke er kvalificerede Fejl eller Mangler. De resterende Fejl eller Mangler afhjælpes i overensstemmelse med bilag 5.</w:t>
       </w:r>
     </w:p>
     <w:p/>
@@ -7781,35 +5227,7 @@
           <w:i/>
           <w:highlight w:val="yellow"/>
         </w:rPr>
-        <w:t xml:space="preserve">[Tilbudsgiver bedes beskrive sine værktøjer, metoder og processer til brug for </w:t>
-      </w:r>
-      <w:r>
-        <w:rPr>
-          <w:i/>
-          <w:highlight w:val="yellow"/>
-        </w:rPr>
-        <w:t xml:space="preserve">tilbudsgiveres egne </w:t>
-      </w:r>
-      <w:r>
-        <w:rPr>
-          <w:i/>
-          <w:highlight w:val="yellow"/>
-        </w:rPr>
-        <w:t>interne tests og afvikling af prøver</w:t>
-      </w:r>
-      <w:r>
-        <w:rPr>
-          <w:i/>
-          <w:highlight w:val="yellow"/>
-        </w:rPr>
-        <w:t xml:space="preserve"> forud for overgang til afprøvning sammen med Kunden og/eller af Kunden.</w:t>
-      </w:r>
-      <w:r>
-        <w:rPr>
-          <w:i/>
-          <w:highlight w:val="yellow"/>
-        </w:rPr>
-        <w:t>]</w:t>
+        <w:t xml:space="preserve">[Tilbudsgiver bedes beskrive sine værktøjer, metoder og processer til brug for tilbudsgiveres egne interne tests og afvikling af prøver forud for overgang til afprøvning sammen med Kunden og/eller af Kunden.]</w:t>
       </w:r>
     </w:p>
     <w:p/>

--- a/Stjernekort/testdata/dvr/26. Bilag 14_Prøver.docx
+++ b/Stjernekort/testdata/dvr/26. Bilag 14_Prøver.docx
@@ -3374,7 +3374,7 @@
       </w:pPr>
       <w:ins w:id="1113" w:author="Claude" w:date="2026-09-29T12:00:00Z">
         <w:r>
-          <w:t xml:space="preserve">Prøveforløbet finder tilsvarende anvendelse for Optionen på DVR online, jf. Kontraktens punkt 6.2, uanset om Optionen leveres som en del af Leverancen eller som en Selvstændig Opgave.</w:t>
+          <w:t xml:space="preserve">Prøveforløbet finder tilsvarende anvendelse for Optionen på DVR online, jf. Kontraktens punkt 6.2 og 6.3, uanset om Optionen leveres som en del af Leverancen eller som en Selvstændig Opgave.</w:t>
         </w:r>
       </w:ins>
     </w:p>
